--- a/klagomål/A 20433-2026 FSC-klagomål.docx
+++ b/klagomål/A 20433-2026 FSC-klagomål.docx
@@ -1077,7 +1077,7 @@
     <w:r>
       <w:tab/>
       <w:tab/>
-      <w:t>2026-06-15</w:t>
+      <w:t>2026-06-16</w:t>
       <w:br/>
       <w:br/>
     </w:r>

--- a/klagomål/A 20433-2026 FSC-klagomål.docx
+++ b/klagomål/A 20433-2026 FSC-klagomål.docx
@@ -1077,7 +1077,7 @@
     <w:r>
       <w:tab/>
       <w:tab/>
-      <w:t>2026-06-16</w:t>
+      <w:t>2026-06-17</w:t>
       <w:br/>
       <w:br/>
     </w:r>

--- a/klagomål/A 20433-2026 FSC-klagomål.docx
+++ b/klagomål/A 20433-2026 FSC-klagomål.docx
@@ -1,6 +1,6 @@
 
 <file path=word/document.xml><?xml version="1.0" encoding="utf-8"?>
-<w:document xmlns:wpc="http://schemas.microsoft.com/office/word/2010/wordprocessingCanvas" xmlns:cx="http://schemas.microsoft.com/office/drawing/2014/chartex" xmlns:cx1="http://schemas.microsoft.com/office/drawing/2015/9/8/chartex" xmlns:cx2="http://schemas.microsoft.com/office/drawing/2015/10/21/chartex" xmlns:cx3="http://schemas.microsoft.com/office/drawing/2016/5/9/chartex" xmlns:cx4="http://schemas.microsoft.com/office/drawing/2016/5/10/chartex" xmlns:cx5="http://schemas.microsoft.com/office/drawing/2016/5/11/chartex" xmlns:cx6="http://schemas.microsoft.com/office/drawing/2016/5/12/chartex" xmlns:cx7="http://schemas.microsoft.com/office/drawing/2016/5/13/chartex" xmlns:cx8="http://schemas.microsoft.com/office/drawing/2016/5/14/chartex" xmlns:mc="http://schemas.openxmlformats.org/markup-compatibility/2006" xmlns:aink="http://schemas.microsoft.com/office/drawing/2016/ink" xmlns:am3d="http://schemas.microsoft.com/office/drawing/2017/model3d" xmlns:o="urn:schemas-microsoft-com:office:office" xmlns:oel="http://schemas.microsoft.com/office/2019/extlst" xmlns:r="http://schemas.openxmlformats.org/officeDocument/2006/relationships" xmlns:m="http://schemas.openxmlformats.org/officeDocument/2006/math" xmlns:v="urn:schemas-microsoft-com:vml" xmlns:wp14="http://schemas.microsoft.com/office/word/2010/wordprocessingDrawing" xmlns:wp="http://schemas.openxmlformats.org/drawingml/2006/wordprocessingDrawing" xmlns:w10="urn:schemas-microsoft-com:office:word" xmlns:w="http://schemas.openxmlformats.org/wordprocessingml/2006/main" xmlns:w14="http://schemas.microsoft.com/office/word/2010/wordml" xmlns:w15="http://schemas.microsoft.com/office/word/2012/wordml" xmlns:w16cex="http://schemas.microsoft.com/office/word/2018/wordml/cex" xmlns:w16cid="http://schemas.microsoft.com/office/word/2016/wordml/cid" xmlns:w16="http://schemas.microsoft.com/office/word/2018/wordml" xmlns:w16sdtdh="http://schemas.microsoft.com/office/word/2020/wordml/sdtdatahash" xmlns:w16se="http://schemas.microsoft.com/office/word/2015/wordml/symex" xmlns:wpg="http://schemas.microsoft.com/office/word/2010/wordprocessingGroup" xmlns:wpi="http://schemas.microsoft.com/office/word/2010/wordprocessingInk" xmlns:wne="http://schemas.microsoft.com/office/word/2006/wordml" xmlns:wps="http://schemas.microsoft.com/office/word/2010/wordprocessingShape" mc:Ignorable="w14 w15 w16se w16cid w16 w16cex w16sdtdh wp14">
+<w:document xmlns:wpc="http://schemas.microsoft.com/office/word/2010/wordprocessingCanvas" xmlns:cx="http://schemas.microsoft.com/office/drawing/2014/chartex" xmlns:cx1="http://schemas.microsoft.com/office/drawing/2015/9/8/chartex" xmlns:cx2="http://schemas.microsoft.com/office/drawing/2015/10/21/chartex" xmlns:cx3="http://schemas.microsoft.com/office/drawing/2016/5/9/chartex" xmlns:cx4="http://schemas.microsoft.com/office/drawing/2016/5/10/chartex" xmlns:cx5="http://schemas.microsoft.com/office/drawing/2016/5/11/chartex" xmlns:cx6="http://schemas.microsoft.com/office/drawing/2016/5/12/chartex" xmlns:cx7="http://schemas.microsoft.com/office/drawing/2016/5/13/chartex" xmlns:cx8="http://schemas.microsoft.com/office/drawing/2016/5/14/chartex" xmlns:mc="http://schemas.openxmlformats.org/markup-compatibility/2006" xmlns:aink="http://schemas.microsoft.com/office/drawing/2016/ink" xmlns:am3d="http://schemas.microsoft.com/office/drawing/2017/model3d" xmlns:o="urn:schemas-microsoft-com:office:office" xmlns:oel="http://schemas.microsoft.com/office/2019/extlst" xmlns:r="http://schemas.openxmlformats.org/officeDocument/2006/relationships" xmlns:m="http://schemas.openxmlformats.org/officeDocument/2006/math" xmlns:v="urn:schemas-microsoft-com:vml" xmlns:wp14="http://schemas.microsoft.com/office/word/2010/wordprocessingDrawing" xmlns:wp="http://schemas.openxmlformats.org/drawingml/2006/wordprocessingDrawing" xmlns:w10="urn:schemas-microsoft-com:office:word" xmlns:w="http://schemas.openxmlformats.org/wordprocessingml/2006/main" xmlns:w14="http://schemas.microsoft.com/office/word/2010/wordml" xmlns:w15="http://schemas.microsoft.com/office/word/2012/wordml" xmlns:w16cex="http://schemas.microsoft.com/office/word/2018/wordml/cex" xmlns:w16cid="http://schemas.microsoft.com/office/word/2016/wordml/cid" xmlns:w16="http://schemas.microsoft.com/office/word/2018/wordml" xmlns:w16du="http://schemas.microsoft.com/office/word/2023/wordml/word16du" xmlns:w16sdtdh="http://schemas.microsoft.com/office/word/2020/wordml/sdtdatahash" xmlns:w16sdtfl="http://schemas.microsoft.com/office/word/2024/wordml/sdtformatlock" xmlns:w16se="http://schemas.microsoft.com/office/word/2015/wordml/symex" xmlns:wpg="http://schemas.microsoft.com/office/word/2010/wordprocessingGroup" xmlns:wpi="http://schemas.microsoft.com/office/word/2010/wordprocessingInk" xmlns:wne="http://schemas.microsoft.com/office/word/2006/wordml" xmlns:wps="http://schemas.microsoft.com/office/word/2010/wordprocessingShape" mc:Ignorable="w14 w15 w16se w16cid w16 w16cex w16sdtdh w16sdtfl w16du wp14">
   <w:body>
     <w:p>
       <w:r>
@@ -168,7 +168,7 @@
     </w:p>
     <w:p>
       <w:r>
-        <w:t>Detta dokument behandlar höga naturvärden i avverkningsanmälan A 20433-2026 i Malung-Sälens kommun. Denna avverkningsanmälan inkom 2026-04-28 09:07:53 och omfattar 12,0 ha.</w:t>
+        <w:t>Detta dokument behandlar höga naturvärden i avverkningsanmälan A 20433-2026 i Malung-Sälens kommun som inkom 2026-04-28 och omfattar 12,0 ha.</w:t>
       </w:r>
     </w:p>
     <w:p>
@@ -191,12 +191,15 @@
     </w:p>
     <w:p>
       <w:r>
-        <w:t>I avverkningsanmälan har följande 16 naturvårdsarter hittats: gräddporing (VU), blanksvart spiklav (NT), blågrå svartspik (NT), dvärgbägarlav (NT), garnlav (NT), kolflarnlav (NT), mörk kolflarnlav (NT), nordtagging (NT), orange taggsvamp (NT), spillkråka (NT, §4), vedflamlav (NT), vedskivlav (NT), violettgrå tagellav (NT), dropptaggsvamp (S), nästlav (S) och skarp dropptaggsvamp (S). Av dessa är 13 rödlistade. För rödlistade arter har rödlistekategorin angivits inom parentes. Arter som är signalarter enligt Skogsstyrelsen har markerats med (S). För fridlysta arter anges även paragrafen i Artskyddsförordningen som arten är fridlyst enligt.</w:t>
+        <w:t>I och inom 1 meter från avverkningsanmälan har följande 17 naturvårdsarter hittats: garnlav (VU, T), gräddporing (VU, T), blanksvart spiklav (NT), blågrå svartspik (NT), dropptaggsvamp (NT, T), dvärgbägarlav (NT, T), kolflarnlav (NT, T), mörk kolflarnlav (NT), nordtagging (NT), orange taggsvamp (NT, T), skarp dropptaggsvamp (NT), vedflamlav (NT), vedskivlav (NT, T), violettgrå tagellav (NT, T), nästlav (S, T), fönsterlav (T) och spillkråka (T, §4). Av dessa är 14 rödlistade. För rödlistade arter har rödlistekategorin angivits inom parentes. Arter som är signalarter enligt Skogsstyrelsen har markerats med (S). Typiska arter inom Natura 2000 som är kopplade till skogsekosystem har markerats med (T). För fridlysta arter anges även paragrafen i Artskyddsförordningen som arten är fridlyst enligt.</w:t>
       </w:r>
     </w:p>
     <w:p>
       <w:r>
-        <w:t>De påträffade naturvårdsarterna är ett tydligt kvitto på att detta rör sig om en skog med höga naturvärden. I Figur 1 visas en karta över det avverkningsanmälda området, där samtliga fyndplatser för naturvårdsarter som finns registrerade på Artportalen har markerats.</w:t>
+        <w:t>De påträffade naturvårdsarterna är ett tydligt kvitto på att det rör sig om en skog med höga naturvärden.</w:t>
+      </w:r>
+      <w:r>
+        <w:t xml:space="preserve"> I Figur 1 visas fyndplatser för naturvårdsarter i området, som finns registrerade på Artportalen.</w:t>
       </w:r>
     </w:p>
     <w:p>
@@ -206,7 +209,7 @@
       <w:r>
         <w:drawing>
           <wp:inline xmlns:a="http://schemas.openxmlformats.org/drawingml/2006/main" xmlns:pic="http://schemas.openxmlformats.org/drawingml/2006/picture">
-            <wp:extent cx="5486400" cy="4750329"/>
+            <wp:extent cx="5486400" cy="4618289"/>
             <wp:docPr id="1" name="Picture 1"/>
             <wp:cNvGraphicFramePr>
               <a:graphicFrameLocks noChangeAspect="1"/>
@@ -227,7 +230,7 @@
                   <pic:spPr>
                     <a:xfrm>
                       <a:off x="0" y="0"/>
-                      <a:ext cx="5486400" cy="4750329"/>
+                      <a:ext cx="5486400" cy="4618289"/>
                     </a:xfrm>
                     <a:prstGeom prst="rect"/>
                   </pic:spPr>
@@ -241,9 +244,79 @@
     <w:p>
       <w:pPr>
         <w:pStyle w:val="Caption"/>
+        <w:spacing w:after="240"/>
       </w:pPr>
       <w:r>
-        <w:t>Figur 1. Fyndplatser för naturvårdsarter i det avverkningsanmälda området (röd linje). Markörer utan svart kant är placerade på fyndplatsen. Markörer med svart kant är placerade vid sidan av fyndplatsen och har ett svart streck som visar fyndplatsens exakta position. Kartans mittpunktskoordinat är N 6758759, E 404786 i SWEREF 99 TM.</w:t>
+        <w:t>Figur 1. Fyndplatser för naturvårdsarter i och inom 1 meter från avverkningsanmälan (röd linje). Markörer utan svart kant är placerade på fyndplatsen. Markörer med svart kant är placerade vid sidan av fyndplatsen och har ett svart streck som visar fyndplatsens exakta position. Kartans mittpunktskoordinat är N 6758759, E 404786 i SWEREF 99 TM.</w:t>
+      </w:r>
+    </w:p>
+    <w:p>
+      <w:pPr>
+        <w:pStyle w:val="Heading2"/>
+      </w:pPr>
+      <w:r>
+        <w:t>Fridlysta arter</w:t>
+      </w:r>
+    </w:p>
+    <w:p>
+      <w:r>
+        <w:t>Följande fridlysta arter har sina livsmiljöer och växtplatser i den avverkningsanmälda skogen: spillkråka (T, §4).</w:t>
+      </w:r>
+    </w:p>
+    <w:p>
+      <w:r>
+        <w:t xml:space="preserve">Observera att medlemsländerna är skyldiga att agera i enlighet med EU:s fågeldirektiv där det uttryckligen står att direktivet gäller för fåglar samt för deras ägg, bon och </w:t>
+      </w:r>
+      <w:r>
+        <w:rPr>
+          <w:b/>
+        </w:rPr>
+        <w:t xml:space="preserve">livsmiljöer </w:t>
+      </w:r>
+      <w:r>
+        <w:t>(artikel 1). Vidare att de åtgärder som vidtas inte får leda till en försämring av den nuvarande situationen beträffande bevarandet av de fågelarter som avses i artikel 1 (artikel 13). Fågeldirektivet är styrande för tillsynsansvariga myndigheters ärendehantering, ställningstaganden och beslutsfattande.</w:t>
+      </w:r>
+    </w:p>
+    <w:p>
+      <w:r>
+        <w:rPr>
+          <w:b/>
+        </w:rPr>
+        <w:t>Spillkråka (§4)</w:t>
+      </w:r>
+      <w:r>
+        <w:t xml:space="preserve"> omfattas av bilaga 1 i EU:s fågeldirektiv och är typisk art för </w:t>
+      </w:r>
+      <w:r>
+        <w:rPr>
+          <w:i/>
+        </w:rPr>
+        <w:t xml:space="preserve">9010 Taiga </w:t>
+      </w:r>
+      <w:r>
+        <w:t>och</w:t>
+      </w:r>
+      <w:r>
+        <w:rPr>
+          <w:i/>
+        </w:rPr>
+        <w:t xml:space="preserve"> 9740 Skogsbevuxen myr</w:t>
+      </w:r>
+      <w:r>
+        <w:t>. Den behöver grova träd, främst tall, asp och bok som boträd. Skogsbruk med korta omloppstider och täta, homogena ungskogar utgör det största hotet. Spillkråka är en nyckelart i skogliga miljöer vars övergivna bohål utnyttjas av flera andra hålhäckande fågelarter och fladdermöss, däribland pärluggla (EN, §4), knipa (§4), salskrake (§4) och skogsduva (§4). Hökuggla (VU, §4) och slaguggla (§4) häckar ofta i högstubbar som brutits av i höjd med ett gammalt spillkråkebo (SLU Artdatabanken, 2026; Skogsstyrelsen, 2016).</w:t>
+      </w:r>
+    </w:p>
+    <w:p>
+      <w:r>
+        <w:t>I BILAGA 1 finns mer detaljerad information om ekologi samt krav på livsmiljö hos fridlysta arter.</w:t>
+      </w:r>
+    </w:p>
+    <w:p>
+      <w:pPr>
+        <w:pStyle w:val="Heading2"/>
+      </w:pPr>
+      <w:r>
+        <w:t>Övriga naturvårdsarter</w:t>
       </w:r>
     </w:p>
     <w:p>
@@ -306,6 +379,35 @@
       </w:r>
       <w:r>
         <w:t xml:space="preserve"> (SLU Artdatabanken, 2024; Nitare &amp; Skogsstyrelsen, 2019).</w:t>
+      </w:r>
+    </w:p>
+    <w:p>
+      <w:r>
+        <w:rPr>
+          <w:b/>
+        </w:rPr>
+        <w:t>Fönsterlav</w:t>
+      </w:r>
+      <w:r>
+        <w:t xml:space="preserve"> är typisk art för </w:t>
+      </w:r>
+      <w:r>
+        <w:rPr>
+          <w:i/>
+        </w:rPr>
+        <w:t xml:space="preserve">9040 Fjällbjörkskog </w:t>
+      </w:r>
+      <w:r>
+        <w:t xml:space="preserve">och </w:t>
+      </w:r>
+      <w:r>
+        <w:rPr>
+          <w:i/>
+        </w:rPr>
+        <w:t>4060 Alpina rishedar</w:t>
+      </w:r>
+      <w:r>
+        <w:t xml:space="preserve"> (SLU Artdatabanken, 2025).</w:t>
       </w:r>
     </w:p>
     <w:p>
@@ -515,67 +617,6 @@
         <w:pStyle w:val="Heading1"/>
       </w:pPr>
       <w:r>
-        <w:t>Fridlysta arter</w:t>
-      </w:r>
-    </w:p>
-    <w:p>
-      <w:r>
-        <w:t>Följande fridlysta arter har sina livsmiljöer och växtplatser i den avverkningsanmälda skogen: spillkråka (NT, §4).</w:t>
-      </w:r>
-    </w:p>
-    <w:p>
-      <w:r>
-        <w:t xml:space="preserve">Observera att medlemsländerna är skyldiga att agera i enlighet med EU:s fågeldirektiv där det uttryckligen står att direktivet gäller för fåglar samt för deras ägg, bon och </w:t>
-      </w:r>
-      <w:r>
-        <w:rPr>
-          <w:b/>
-        </w:rPr>
-        <w:t xml:space="preserve">livsmiljöer </w:t>
-      </w:r>
-      <w:r>
-        <w:t>(artikel 1). Vidare att de åtgärder som vidtas inte får leda till en försämring av den nuvarande situationen beträffande bevarandet av de fågelarter som avses i artikel 1 (artikel 13). Fågeldirektivet är styrande för tillsynsansvariga myndigheters ärendehantering, ställningstaganden och beslutsfattande.</w:t>
-      </w:r>
-    </w:p>
-    <w:p>
-      <w:r>
-        <w:rPr>
-          <w:b/>
-        </w:rPr>
-        <w:t>Spillkråka (§4)</w:t>
-      </w:r>
-      <w:r>
-        <w:t xml:space="preserve"> omfattas av bilaga 1 i EU:s fågeldirektiv och är typisk art för </w:t>
-      </w:r>
-      <w:r>
-        <w:rPr>
-          <w:i/>
-        </w:rPr>
-        <w:t xml:space="preserve">9010 Taiga </w:t>
-      </w:r>
-      <w:r>
-        <w:t>och</w:t>
-      </w:r>
-      <w:r>
-        <w:rPr>
-          <w:i/>
-        </w:rPr>
-        <w:t xml:space="preserve"> 9740 Skogsbevuxen myr</w:t>
-      </w:r>
-      <w:r>
-        <w:t>. Den behöver grova träd, främst tall, asp och bok som boträd. Skogsbruk med korta omloppstider och täta, homogena ungskogar utgör det största hotet. Spillkråka är en nyckelart i skogliga miljöer vars övergivna bohål utnyttjas av flera andra hålhäckande fågelarter och fladdermöss, däribland pärluggla (EN, §4), knipa (§4), salskrake (§4) och skogsduva (§4). Hökuggla (VU, §4) och slaguggla (§4) häckar ofta i högstubbar som brutits av i höjd med ett gammalt spillkråkebo (SLU Artdatabanken, 2026; Skogsstyrelsen, 2016).</w:t>
-      </w:r>
-    </w:p>
-    <w:p>
-      <w:r>
-        <w:t>I BILAGA 1 finns mer detaljerad information om ekologi samt krav på livsmiljö hos fridlysta arter.</w:t>
-      </w:r>
-    </w:p>
-    <w:p>
-      <w:pPr>
-        <w:pStyle w:val="Heading1"/>
-      </w:pPr>
-      <w:r>
         <w:t>Certifiering</w:t>
       </w:r>
     </w:p>
@@ -677,7 +718,7 @@
         <w:rPr>
           <w:i/>
         </w:rPr>
-        <w:t>I det avverkningsanmälda skogsområdet har 16 naturvårdsarter varav 13 rödlistade arter sina livsmiljöer och växtplatser.</w:t>
+        <w:t>I det avverkningsanmälda skogsområdet har 17 naturvårdsarter varav 14 rödlistade arter sina livsmiljöer och växtplatser.</w:t>
       </w:r>
     </w:p>
     <w:p>
@@ -967,7 +1008,7 @@
 </file>
 
 <file path=word/endnotes.xml><?xml version="1.0" encoding="utf-8"?>
-<w:endnotes xmlns:wpc="http://schemas.microsoft.com/office/word/2010/wordprocessingCanvas" xmlns:cx="http://schemas.microsoft.com/office/drawing/2014/chartex" xmlns:cx1="http://schemas.microsoft.com/office/drawing/2015/9/8/chartex" xmlns:cx2="http://schemas.microsoft.com/office/drawing/2015/10/21/chartex" xmlns:cx3="http://schemas.microsoft.com/office/drawing/2016/5/9/chartex" xmlns:cx4="http://schemas.microsoft.com/office/drawing/2016/5/10/chartex" xmlns:cx5="http://schemas.microsoft.com/office/drawing/2016/5/11/chartex" xmlns:cx6="http://schemas.microsoft.com/office/drawing/2016/5/12/chartex" xmlns:cx7="http://schemas.microsoft.com/office/drawing/2016/5/13/chartex" xmlns:cx8="http://schemas.microsoft.com/office/drawing/2016/5/14/chartex" xmlns:mc="http://schemas.openxmlformats.org/markup-compatibility/2006" xmlns:aink="http://schemas.microsoft.com/office/drawing/2016/ink" xmlns:am3d="http://schemas.microsoft.com/office/drawing/2017/model3d" xmlns:o="urn:schemas-microsoft-com:office:office" xmlns:oel="http://schemas.microsoft.com/office/2019/extlst" xmlns:r="http://schemas.openxmlformats.org/officeDocument/2006/relationships" xmlns:m="http://schemas.openxmlformats.org/officeDocument/2006/math" xmlns:v="urn:schemas-microsoft-com:vml" xmlns:wp14="http://schemas.microsoft.com/office/word/2010/wordprocessingDrawing" xmlns:wp="http://schemas.openxmlformats.org/drawingml/2006/wordprocessingDrawing" xmlns:w10="urn:schemas-microsoft-com:office:word" xmlns:w="http://schemas.openxmlformats.org/wordprocessingml/2006/main" xmlns:w14="http://schemas.microsoft.com/office/word/2010/wordml" xmlns:w15="http://schemas.microsoft.com/office/word/2012/wordml" xmlns:w16cex="http://schemas.microsoft.com/office/word/2018/wordml/cex" xmlns:w16cid="http://schemas.microsoft.com/office/word/2016/wordml/cid" xmlns:w16="http://schemas.microsoft.com/office/word/2018/wordml" xmlns:w16sdtdh="http://schemas.microsoft.com/office/word/2020/wordml/sdtdatahash" xmlns:w16se="http://schemas.microsoft.com/office/word/2015/wordml/symex" xmlns:wpg="http://schemas.microsoft.com/office/word/2010/wordprocessingGroup" xmlns:wpi="http://schemas.microsoft.com/office/word/2010/wordprocessingInk" xmlns:wne="http://schemas.microsoft.com/office/word/2006/wordml" xmlns:wps="http://schemas.microsoft.com/office/word/2010/wordprocessingShape" mc:Ignorable="w14 w15 w16se w16cid w16 w16cex w16sdtdh wp14">
+<w:endnotes xmlns:wpc="http://schemas.microsoft.com/office/word/2010/wordprocessingCanvas" xmlns:cx="http://schemas.microsoft.com/office/drawing/2014/chartex" xmlns:cx1="http://schemas.microsoft.com/office/drawing/2015/9/8/chartex" xmlns:cx2="http://schemas.microsoft.com/office/drawing/2015/10/21/chartex" xmlns:cx3="http://schemas.microsoft.com/office/drawing/2016/5/9/chartex" xmlns:cx4="http://schemas.microsoft.com/office/drawing/2016/5/10/chartex" xmlns:cx5="http://schemas.microsoft.com/office/drawing/2016/5/11/chartex" xmlns:cx6="http://schemas.microsoft.com/office/drawing/2016/5/12/chartex" xmlns:cx7="http://schemas.microsoft.com/office/drawing/2016/5/13/chartex" xmlns:cx8="http://schemas.microsoft.com/office/drawing/2016/5/14/chartex" xmlns:mc="http://schemas.openxmlformats.org/markup-compatibility/2006" xmlns:aink="http://schemas.microsoft.com/office/drawing/2016/ink" xmlns:am3d="http://schemas.microsoft.com/office/drawing/2017/model3d" xmlns:o="urn:schemas-microsoft-com:office:office" xmlns:oel="http://schemas.microsoft.com/office/2019/extlst" xmlns:r="http://schemas.openxmlformats.org/officeDocument/2006/relationships" xmlns:m="http://schemas.openxmlformats.org/officeDocument/2006/math" xmlns:v="urn:schemas-microsoft-com:vml" xmlns:wp14="http://schemas.microsoft.com/office/word/2010/wordprocessingDrawing" xmlns:wp="http://schemas.openxmlformats.org/drawingml/2006/wordprocessingDrawing" xmlns:w10="urn:schemas-microsoft-com:office:word" xmlns:w="http://schemas.openxmlformats.org/wordprocessingml/2006/main" xmlns:w14="http://schemas.microsoft.com/office/word/2010/wordml" xmlns:w15="http://schemas.microsoft.com/office/word/2012/wordml" xmlns:w16cex="http://schemas.microsoft.com/office/word/2018/wordml/cex" xmlns:w16cid="http://schemas.microsoft.com/office/word/2016/wordml/cid" xmlns:w16="http://schemas.microsoft.com/office/word/2018/wordml" xmlns:w16du="http://schemas.microsoft.com/office/word/2023/wordml/word16du" xmlns:w16sdtdh="http://schemas.microsoft.com/office/word/2020/wordml/sdtdatahash" xmlns:w16sdtfl="http://schemas.microsoft.com/office/word/2024/wordml/sdtformatlock" xmlns:w16se="http://schemas.microsoft.com/office/word/2015/wordml/symex" xmlns:wpg="http://schemas.microsoft.com/office/word/2010/wordprocessingGroup" xmlns:wpi="http://schemas.microsoft.com/office/word/2010/wordprocessingInk" xmlns:wne="http://schemas.microsoft.com/office/word/2006/wordml" xmlns:wps="http://schemas.microsoft.com/office/word/2010/wordprocessingShape" mc:Ignorable="w14 w15 w16se w16cid w16 w16cex w16sdtdh w16sdtfl w16du wp14">
   <w:endnote w:type="separator" w:id="-1">
     <w:p>
       <w:pPr>
@@ -992,7 +1033,7 @@
 </file>
 
 <file path=word/footer1.xml><?xml version="1.0" encoding="utf-8"?>
-<w:ftr xmlns:wpc="http://schemas.microsoft.com/office/word/2010/wordprocessingCanvas" xmlns:cx="http://schemas.microsoft.com/office/drawing/2014/chartex" xmlns:cx1="http://schemas.microsoft.com/office/drawing/2015/9/8/chartex" xmlns:cx2="http://schemas.microsoft.com/office/drawing/2015/10/21/chartex" xmlns:cx3="http://schemas.microsoft.com/office/drawing/2016/5/9/chartex" xmlns:cx4="http://schemas.microsoft.com/office/drawing/2016/5/10/chartex" xmlns:cx5="http://schemas.microsoft.com/office/drawing/2016/5/11/chartex" xmlns:cx6="http://schemas.microsoft.com/office/drawing/2016/5/12/chartex" xmlns:cx7="http://schemas.microsoft.com/office/drawing/2016/5/13/chartex" xmlns:cx8="http://schemas.microsoft.com/office/drawing/2016/5/14/chartex" xmlns:mc="http://schemas.openxmlformats.org/markup-compatibility/2006" xmlns:aink="http://schemas.microsoft.com/office/drawing/2016/ink" xmlns:am3d="http://schemas.microsoft.com/office/drawing/2017/model3d" xmlns:o="urn:schemas-microsoft-com:office:office" xmlns:oel="http://schemas.microsoft.com/office/2019/extlst" xmlns:r="http://schemas.openxmlformats.org/officeDocument/2006/relationships" xmlns:m="http://schemas.openxmlformats.org/officeDocument/2006/math" xmlns:v="urn:schemas-microsoft-com:vml" xmlns:wp14="http://schemas.microsoft.com/office/word/2010/wordprocessingDrawing" xmlns:wp="http://schemas.openxmlformats.org/drawingml/2006/wordprocessingDrawing" xmlns:w10="urn:schemas-microsoft-com:office:word" xmlns:w="http://schemas.openxmlformats.org/wordprocessingml/2006/main" xmlns:w14="http://schemas.microsoft.com/office/word/2010/wordml" xmlns:w15="http://schemas.microsoft.com/office/word/2012/wordml" xmlns:w16cex="http://schemas.microsoft.com/office/word/2018/wordml/cex" xmlns:w16cid="http://schemas.microsoft.com/office/word/2016/wordml/cid" xmlns:w16="http://schemas.microsoft.com/office/word/2018/wordml" xmlns:w16sdtdh="http://schemas.microsoft.com/office/word/2020/wordml/sdtdatahash" xmlns:w16se="http://schemas.microsoft.com/office/word/2015/wordml/symex" xmlns:wpg="http://schemas.microsoft.com/office/word/2010/wordprocessingGroup" xmlns:wpi="http://schemas.microsoft.com/office/word/2010/wordprocessingInk" xmlns:wne="http://schemas.microsoft.com/office/word/2006/wordml" xmlns:wps="http://schemas.microsoft.com/office/word/2010/wordprocessingShape" mc:Ignorable="w14 w15 w16se w16cid w16 w16cex w16sdtdh wp14">
+<w:ftr xmlns:wpc="http://schemas.microsoft.com/office/word/2010/wordprocessingCanvas" xmlns:cx="http://schemas.microsoft.com/office/drawing/2014/chartex" xmlns:cx1="http://schemas.microsoft.com/office/drawing/2015/9/8/chartex" xmlns:cx2="http://schemas.microsoft.com/office/drawing/2015/10/21/chartex" xmlns:cx3="http://schemas.microsoft.com/office/drawing/2016/5/9/chartex" xmlns:cx4="http://schemas.microsoft.com/office/drawing/2016/5/10/chartex" xmlns:cx5="http://schemas.microsoft.com/office/drawing/2016/5/11/chartex" xmlns:cx6="http://schemas.microsoft.com/office/drawing/2016/5/12/chartex" xmlns:cx7="http://schemas.microsoft.com/office/drawing/2016/5/13/chartex" xmlns:cx8="http://schemas.microsoft.com/office/drawing/2016/5/14/chartex" xmlns:mc="http://schemas.openxmlformats.org/markup-compatibility/2006" xmlns:aink="http://schemas.microsoft.com/office/drawing/2016/ink" xmlns:am3d="http://schemas.microsoft.com/office/drawing/2017/model3d" xmlns:o="urn:schemas-microsoft-com:office:office" xmlns:oel="http://schemas.microsoft.com/office/2019/extlst" xmlns:r="http://schemas.openxmlformats.org/officeDocument/2006/relationships" xmlns:m="http://schemas.openxmlformats.org/officeDocument/2006/math" xmlns:v="urn:schemas-microsoft-com:vml" xmlns:wp14="http://schemas.microsoft.com/office/word/2010/wordprocessingDrawing" xmlns:wp="http://schemas.openxmlformats.org/drawingml/2006/wordprocessingDrawing" xmlns:w10="urn:schemas-microsoft-com:office:word" xmlns:w="http://schemas.openxmlformats.org/wordprocessingml/2006/main" xmlns:w14="http://schemas.microsoft.com/office/word/2010/wordml" xmlns:w15="http://schemas.microsoft.com/office/word/2012/wordml" xmlns:w16cex="http://schemas.microsoft.com/office/word/2018/wordml/cex" xmlns:w16cid="http://schemas.microsoft.com/office/word/2016/wordml/cid" xmlns:w16="http://schemas.microsoft.com/office/word/2018/wordml" xmlns:w16du="http://schemas.microsoft.com/office/word/2023/wordml/word16du" xmlns:w16sdtdh="http://schemas.microsoft.com/office/word/2020/wordml/sdtdatahash" xmlns:w16sdtfl="http://schemas.microsoft.com/office/word/2024/wordml/sdtformatlock" xmlns:w16se="http://schemas.microsoft.com/office/word/2015/wordml/symex" xmlns:wpg="http://schemas.microsoft.com/office/word/2010/wordprocessingGroup" xmlns:wpi="http://schemas.microsoft.com/office/word/2010/wordprocessingInk" xmlns:wne="http://schemas.microsoft.com/office/word/2006/wordml" xmlns:wps="http://schemas.microsoft.com/office/word/2010/wordprocessingShape" mc:Ignorable="w14 w15 w16se w16cid w16 w16cex w16sdtdh w16sdtfl w16du wp14">
   <w:p>
     <w:pPr>
       <w:pStyle w:val="Footer"/>
@@ -1002,7 +1043,7 @@
 </file>
 
 <file path=word/footer2.xml><?xml version="1.0" encoding="utf-8"?>
-<w:ftr xmlns:wpc="http://schemas.microsoft.com/office/word/2010/wordprocessingCanvas" xmlns:cx="http://schemas.microsoft.com/office/drawing/2014/chartex" xmlns:cx1="http://schemas.microsoft.com/office/drawing/2015/9/8/chartex" xmlns:cx2="http://schemas.microsoft.com/office/drawing/2015/10/21/chartex" xmlns:cx3="http://schemas.microsoft.com/office/drawing/2016/5/9/chartex" xmlns:cx4="http://schemas.microsoft.com/office/drawing/2016/5/10/chartex" xmlns:cx5="http://schemas.microsoft.com/office/drawing/2016/5/11/chartex" xmlns:cx6="http://schemas.microsoft.com/office/drawing/2016/5/12/chartex" xmlns:cx7="http://schemas.microsoft.com/office/drawing/2016/5/13/chartex" xmlns:cx8="http://schemas.microsoft.com/office/drawing/2016/5/14/chartex" xmlns:mc="http://schemas.openxmlformats.org/markup-compatibility/2006" xmlns:aink="http://schemas.microsoft.com/office/drawing/2016/ink" xmlns:am3d="http://schemas.microsoft.com/office/drawing/2017/model3d" xmlns:o="urn:schemas-microsoft-com:office:office" xmlns:oel="http://schemas.microsoft.com/office/2019/extlst" xmlns:r="http://schemas.openxmlformats.org/officeDocument/2006/relationships" xmlns:m="http://schemas.openxmlformats.org/officeDocument/2006/math" xmlns:v="urn:schemas-microsoft-com:vml" xmlns:wp14="http://schemas.microsoft.com/office/word/2010/wordprocessingDrawing" xmlns:wp="http://schemas.openxmlformats.org/drawingml/2006/wordprocessingDrawing" xmlns:w10="urn:schemas-microsoft-com:office:word" xmlns:w="http://schemas.openxmlformats.org/wordprocessingml/2006/main" xmlns:w14="http://schemas.microsoft.com/office/word/2010/wordml" xmlns:w15="http://schemas.microsoft.com/office/word/2012/wordml" xmlns:w16cex="http://schemas.microsoft.com/office/word/2018/wordml/cex" xmlns:w16cid="http://schemas.microsoft.com/office/word/2016/wordml/cid" xmlns:w16="http://schemas.microsoft.com/office/word/2018/wordml" xmlns:w16sdtdh="http://schemas.microsoft.com/office/word/2020/wordml/sdtdatahash" xmlns:w16se="http://schemas.microsoft.com/office/word/2015/wordml/symex" xmlns:wpg="http://schemas.microsoft.com/office/word/2010/wordprocessingGroup" xmlns:wpi="http://schemas.microsoft.com/office/word/2010/wordprocessingInk" xmlns:wne="http://schemas.microsoft.com/office/word/2006/wordml" xmlns:wps="http://schemas.microsoft.com/office/word/2010/wordprocessingShape" mc:Ignorable="w14 w15 w16se w16cid w16 w16cex w16sdtdh wp14">
+<w:ftr xmlns:wpc="http://schemas.microsoft.com/office/word/2010/wordprocessingCanvas" xmlns:cx="http://schemas.microsoft.com/office/drawing/2014/chartex" xmlns:cx1="http://schemas.microsoft.com/office/drawing/2015/9/8/chartex" xmlns:cx2="http://schemas.microsoft.com/office/drawing/2015/10/21/chartex" xmlns:cx3="http://schemas.microsoft.com/office/drawing/2016/5/9/chartex" xmlns:cx4="http://schemas.microsoft.com/office/drawing/2016/5/10/chartex" xmlns:cx5="http://schemas.microsoft.com/office/drawing/2016/5/11/chartex" xmlns:cx6="http://schemas.microsoft.com/office/drawing/2016/5/12/chartex" xmlns:cx7="http://schemas.microsoft.com/office/drawing/2016/5/13/chartex" xmlns:cx8="http://schemas.microsoft.com/office/drawing/2016/5/14/chartex" xmlns:mc="http://schemas.openxmlformats.org/markup-compatibility/2006" xmlns:aink="http://schemas.microsoft.com/office/drawing/2016/ink" xmlns:am3d="http://schemas.microsoft.com/office/drawing/2017/model3d" xmlns:o="urn:schemas-microsoft-com:office:office" xmlns:oel="http://schemas.microsoft.com/office/2019/extlst" xmlns:r="http://schemas.openxmlformats.org/officeDocument/2006/relationships" xmlns:m="http://schemas.openxmlformats.org/officeDocument/2006/math" xmlns:v="urn:schemas-microsoft-com:vml" xmlns:wp14="http://schemas.microsoft.com/office/word/2010/wordprocessingDrawing" xmlns:wp="http://schemas.openxmlformats.org/drawingml/2006/wordprocessingDrawing" xmlns:w10="urn:schemas-microsoft-com:office:word" xmlns:w="http://schemas.openxmlformats.org/wordprocessingml/2006/main" xmlns:w14="http://schemas.microsoft.com/office/word/2010/wordml" xmlns:w15="http://schemas.microsoft.com/office/word/2012/wordml" xmlns:w16cex="http://schemas.microsoft.com/office/word/2018/wordml/cex" xmlns:w16cid="http://schemas.microsoft.com/office/word/2016/wordml/cid" xmlns:w16="http://schemas.microsoft.com/office/word/2018/wordml" xmlns:w16du="http://schemas.microsoft.com/office/word/2023/wordml/word16du" xmlns:w16sdtdh="http://schemas.microsoft.com/office/word/2020/wordml/sdtdatahash" xmlns:w16sdtfl="http://schemas.microsoft.com/office/word/2024/wordml/sdtformatlock" xmlns:w16se="http://schemas.microsoft.com/office/word/2015/wordml/symex" xmlns:wpg="http://schemas.microsoft.com/office/word/2010/wordprocessingGroup" xmlns:wpi="http://schemas.microsoft.com/office/word/2010/wordprocessingInk" xmlns:wne="http://schemas.microsoft.com/office/word/2006/wordml" xmlns:wps="http://schemas.microsoft.com/office/word/2010/wordprocessingShape" mc:Ignorable="w14 w15 w16se w16cid w16 w16cex w16sdtdh w16sdtfl w16du wp14">
   <w:p>
     <w:pPr>
       <w:pStyle w:val="Footer"/>
@@ -1012,7 +1053,7 @@
 </file>
 
 <file path=word/footer3.xml><?xml version="1.0" encoding="utf-8"?>
-<w:ftr xmlns:wpc="http://schemas.microsoft.com/office/word/2010/wordprocessingCanvas" xmlns:cx="http://schemas.microsoft.com/office/drawing/2014/chartex" xmlns:cx1="http://schemas.microsoft.com/office/drawing/2015/9/8/chartex" xmlns:cx2="http://schemas.microsoft.com/office/drawing/2015/10/21/chartex" xmlns:cx3="http://schemas.microsoft.com/office/drawing/2016/5/9/chartex" xmlns:cx4="http://schemas.microsoft.com/office/drawing/2016/5/10/chartex" xmlns:cx5="http://schemas.microsoft.com/office/drawing/2016/5/11/chartex" xmlns:cx6="http://schemas.microsoft.com/office/drawing/2016/5/12/chartex" xmlns:cx7="http://schemas.microsoft.com/office/drawing/2016/5/13/chartex" xmlns:cx8="http://schemas.microsoft.com/office/drawing/2016/5/14/chartex" xmlns:mc="http://schemas.openxmlformats.org/markup-compatibility/2006" xmlns:aink="http://schemas.microsoft.com/office/drawing/2016/ink" xmlns:am3d="http://schemas.microsoft.com/office/drawing/2017/model3d" xmlns:o="urn:schemas-microsoft-com:office:office" xmlns:oel="http://schemas.microsoft.com/office/2019/extlst" xmlns:r="http://schemas.openxmlformats.org/officeDocument/2006/relationships" xmlns:m="http://schemas.openxmlformats.org/officeDocument/2006/math" xmlns:v="urn:schemas-microsoft-com:vml" xmlns:wp14="http://schemas.microsoft.com/office/word/2010/wordprocessingDrawing" xmlns:wp="http://schemas.openxmlformats.org/drawingml/2006/wordprocessingDrawing" xmlns:w10="urn:schemas-microsoft-com:office:word" xmlns:w="http://schemas.openxmlformats.org/wordprocessingml/2006/main" xmlns:w14="http://schemas.microsoft.com/office/word/2010/wordml" xmlns:w15="http://schemas.microsoft.com/office/word/2012/wordml" xmlns:w16cex="http://schemas.microsoft.com/office/word/2018/wordml/cex" xmlns:w16cid="http://schemas.microsoft.com/office/word/2016/wordml/cid" xmlns:w16="http://schemas.microsoft.com/office/word/2018/wordml" xmlns:w16sdtdh="http://schemas.microsoft.com/office/word/2020/wordml/sdtdatahash" xmlns:w16se="http://schemas.microsoft.com/office/word/2015/wordml/symex" xmlns:wpg="http://schemas.microsoft.com/office/word/2010/wordprocessingGroup" xmlns:wpi="http://schemas.microsoft.com/office/word/2010/wordprocessingInk" xmlns:wne="http://schemas.microsoft.com/office/word/2006/wordml" xmlns:wps="http://schemas.microsoft.com/office/word/2010/wordprocessingShape" mc:Ignorable="w14 w15 w16se w16cid w16 w16cex w16sdtdh wp14">
+<w:ftr xmlns:wpc="http://schemas.microsoft.com/office/word/2010/wordprocessingCanvas" xmlns:cx="http://schemas.microsoft.com/office/drawing/2014/chartex" xmlns:cx1="http://schemas.microsoft.com/office/drawing/2015/9/8/chartex" xmlns:cx2="http://schemas.microsoft.com/office/drawing/2015/10/21/chartex" xmlns:cx3="http://schemas.microsoft.com/office/drawing/2016/5/9/chartex" xmlns:cx4="http://schemas.microsoft.com/office/drawing/2016/5/10/chartex" xmlns:cx5="http://schemas.microsoft.com/office/drawing/2016/5/11/chartex" xmlns:cx6="http://schemas.microsoft.com/office/drawing/2016/5/12/chartex" xmlns:cx7="http://schemas.microsoft.com/office/drawing/2016/5/13/chartex" xmlns:cx8="http://schemas.microsoft.com/office/drawing/2016/5/14/chartex" xmlns:mc="http://schemas.openxmlformats.org/markup-compatibility/2006" xmlns:aink="http://schemas.microsoft.com/office/drawing/2016/ink" xmlns:am3d="http://schemas.microsoft.com/office/drawing/2017/model3d" xmlns:o="urn:schemas-microsoft-com:office:office" xmlns:oel="http://schemas.microsoft.com/office/2019/extlst" xmlns:r="http://schemas.openxmlformats.org/officeDocument/2006/relationships" xmlns:m="http://schemas.openxmlformats.org/officeDocument/2006/math" xmlns:v="urn:schemas-microsoft-com:vml" xmlns:wp14="http://schemas.microsoft.com/office/word/2010/wordprocessingDrawing" xmlns:wp="http://schemas.openxmlformats.org/drawingml/2006/wordprocessingDrawing" xmlns:w10="urn:schemas-microsoft-com:office:word" xmlns:w="http://schemas.openxmlformats.org/wordprocessingml/2006/main" xmlns:w14="http://schemas.microsoft.com/office/word/2010/wordml" xmlns:w15="http://schemas.microsoft.com/office/word/2012/wordml" xmlns:w16cex="http://schemas.microsoft.com/office/word/2018/wordml/cex" xmlns:w16cid="http://schemas.microsoft.com/office/word/2016/wordml/cid" xmlns:w16="http://schemas.microsoft.com/office/word/2018/wordml" xmlns:w16du="http://schemas.microsoft.com/office/word/2023/wordml/word16du" xmlns:w16sdtdh="http://schemas.microsoft.com/office/word/2020/wordml/sdtdatahash" xmlns:w16sdtfl="http://schemas.microsoft.com/office/word/2024/wordml/sdtformatlock" xmlns:w16se="http://schemas.microsoft.com/office/word/2015/wordml/symex" xmlns:wpg="http://schemas.microsoft.com/office/word/2010/wordprocessingGroup" xmlns:wpi="http://schemas.microsoft.com/office/word/2010/wordprocessingInk" xmlns:wne="http://schemas.microsoft.com/office/word/2006/wordml" xmlns:wps="http://schemas.microsoft.com/office/word/2010/wordprocessingShape" mc:Ignorable="w14 w15 w16se w16cid w16 w16cex w16sdtdh w16sdtfl w16du wp14">
   <w:p>
     <w:pPr>
       <w:pStyle w:val="Footer"/>
@@ -1022,7 +1063,7 @@
 </file>
 
 <file path=word/footnotes.xml><?xml version="1.0" encoding="utf-8"?>
-<w:footnotes xmlns:wpc="http://schemas.microsoft.com/office/word/2010/wordprocessingCanvas" xmlns:cx="http://schemas.microsoft.com/office/drawing/2014/chartex" xmlns:cx1="http://schemas.microsoft.com/office/drawing/2015/9/8/chartex" xmlns:cx2="http://schemas.microsoft.com/office/drawing/2015/10/21/chartex" xmlns:cx3="http://schemas.microsoft.com/office/drawing/2016/5/9/chartex" xmlns:cx4="http://schemas.microsoft.com/office/drawing/2016/5/10/chartex" xmlns:cx5="http://schemas.microsoft.com/office/drawing/2016/5/11/chartex" xmlns:cx6="http://schemas.microsoft.com/office/drawing/2016/5/12/chartex" xmlns:cx7="http://schemas.microsoft.com/office/drawing/2016/5/13/chartex" xmlns:cx8="http://schemas.microsoft.com/office/drawing/2016/5/14/chartex" xmlns:mc="http://schemas.openxmlformats.org/markup-compatibility/2006" xmlns:aink="http://schemas.microsoft.com/office/drawing/2016/ink" xmlns:am3d="http://schemas.microsoft.com/office/drawing/2017/model3d" xmlns:o="urn:schemas-microsoft-com:office:office" xmlns:oel="http://schemas.microsoft.com/office/2019/extlst" xmlns:r="http://schemas.openxmlformats.org/officeDocument/2006/relationships" xmlns:m="http://schemas.openxmlformats.org/officeDocument/2006/math" xmlns:v="urn:schemas-microsoft-com:vml" xmlns:wp14="http://schemas.microsoft.com/office/word/2010/wordprocessingDrawing" xmlns:wp="http://schemas.openxmlformats.org/drawingml/2006/wordprocessingDrawing" xmlns:w10="urn:schemas-microsoft-com:office:word" xmlns:w="http://schemas.openxmlformats.org/wordprocessingml/2006/main" xmlns:w14="http://schemas.microsoft.com/office/word/2010/wordml" xmlns:w15="http://schemas.microsoft.com/office/word/2012/wordml" xmlns:w16cex="http://schemas.microsoft.com/office/word/2018/wordml/cex" xmlns:w16cid="http://schemas.microsoft.com/office/word/2016/wordml/cid" xmlns:w16="http://schemas.microsoft.com/office/word/2018/wordml" xmlns:w16sdtdh="http://schemas.microsoft.com/office/word/2020/wordml/sdtdatahash" xmlns:w16se="http://schemas.microsoft.com/office/word/2015/wordml/symex" xmlns:wpg="http://schemas.microsoft.com/office/word/2010/wordprocessingGroup" xmlns:wpi="http://schemas.microsoft.com/office/word/2010/wordprocessingInk" xmlns:wne="http://schemas.microsoft.com/office/word/2006/wordml" xmlns:wps="http://schemas.microsoft.com/office/word/2010/wordprocessingShape" mc:Ignorable="w14 w15 w16se w16cid w16 w16cex w16sdtdh wp14">
+<w:footnotes xmlns:wpc="http://schemas.microsoft.com/office/word/2010/wordprocessingCanvas" xmlns:cx="http://schemas.microsoft.com/office/drawing/2014/chartex" xmlns:cx1="http://schemas.microsoft.com/office/drawing/2015/9/8/chartex" xmlns:cx2="http://schemas.microsoft.com/office/drawing/2015/10/21/chartex" xmlns:cx3="http://schemas.microsoft.com/office/drawing/2016/5/9/chartex" xmlns:cx4="http://schemas.microsoft.com/office/drawing/2016/5/10/chartex" xmlns:cx5="http://schemas.microsoft.com/office/drawing/2016/5/11/chartex" xmlns:cx6="http://schemas.microsoft.com/office/drawing/2016/5/12/chartex" xmlns:cx7="http://schemas.microsoft.com/office/drawing/2016/5/13/chartex" xmlns:cx8="http://schemas.microsoft.com/office/drawing/2016/5/14/chartex" xmlns:mc="http://schemas.openxmlformats.org/markup-compatibility/2006" xmlns:aink="http://schemas.microsoft.com/office/drawing/2016/ink" xmlns:am3d="http://schemas.microsoft.com/office/drawing/2017/model3d" xmlns:o="urn:schemas-microsoft-com:office:office" xmlns:oel="http://schemas.microsoft.com/office/2019/extlst" xmlns:r="http://schemas.openxmlformats.org/officeDocument/2006/relationships" xmlns:m="http://schemas.openxmlformats.org/officeDocument/2006/math" xmlns:v="urn:schemas-microsoft-com:vml" xmlns:wp14="http://schemas.microsoft.com/office/word/2010/wordprocessingDrawing" xmlns:wp="http://schemas.openxmlformats.org/drawingml/2006/wordprocessingDrawing" xmlns:w10="urn:schemas-microsoft-com:office:word" xmlns:w="http://schemas.openxmlformats.org/wordprocessingml/2006/main" xmlns:w14="http://schemas.microsoft.com/office/word/2010/wordml" xmlns:w15="http://schemas.microsoft.com/office/word/2012/wordml" xmlns:w16cex="http://schemas.microsoft.com/office/word/2018/wordml/cex" xmlns:w16cid="http://schemas.microsoft.com/office/word/2016/wordml/cid" xmlns:w16="http://schemas.microsoft.com/office/word/2018/wordml" xmlns:w16du="http://schemas.microsoft.com/office/word/2023/wordml/word16du" xmlns:w16sdtdh="http://schemas.microsoft.com/office/word/2020/wordml/sdtdatahash" xmlns:w16sdtfl="http://schemas.microsoft.com/office/word/2024/wordml/sdtformatlock" xmlns:w16se="http://schemas.microsoft.com/office/word/2015/wordml/symex" xmlns:wpg="http://schemas.microsoft.com/office/word/2010/wordprocessingGroup" xmlns:wpi="http://schemas.microsoft.com/office/word/2010/wordprocessingInk" xmlns:wne="http://schemas.microsoft.com/office/word/2006/wordml" xmlns:wps="http://schemas.microsoft.com/office/word/2010/wordprocessingShape" mc:Ignorable="w14 w15 w16se w16cid w16 w16cex w16sdtdh w16sdtfl w16du wp14">
   <w:footnote w:type="separator" w:id="-1">
     <w:p>
       <w:pPr>
@@ -1047,7 +1088,7 @@
 </file>
 
 <file path=word/header1.xml><?xml version="1.0" encoding="utf-8"?>
-<w:hdr xmlns:wpc="http://schemas.microsoft.com/office/word/2010/wordprocessingCanvas" xmlns:cx="http://schemas.microsoft.com/office/drawing/2014/chartex" xmlns:cx1="http://schemas.microsoft.com/office/drawing/2015/9/8/chartex" xmlns:cx2="http://schemas.microsoft.com/office/drawing/2015/10/21/chartex" xmlns:cx3="http://schemas.microsoft.com/office/drawing/2016/5/9/chartex" xmlns:cx4="http://schemas.microsoft.com/office/drawing/2016/5/10/chartex" xmlns:cx5="http://schemas.microsoft.com/office/drawing/2016/5/11/chartex" xmlns:cx6="http://schemas.microsoft.com/office/drawing/2016/5/12/chartex" xmlns:cx7="http://schemas.microsoft.com/office/drawing/2016/5/13/chartex" xmlns:cx8="http://schemas.microsoft.com/office/drawing/2016/5/14/chartex" xmlns:mc="http://schemas.openxmlformats.org/markup-compatibility/2006" xmlns:aink="http://schemas.microsoft.com/office/drawing/2016/ink" xmlns:am3d="http://schemas.microsoft.com/office/drawing/2017/model3d" xmlns:o="urn:schemas-microsoft-com:office:office" xmlns:oel="http://schemas.microsoft.com/office/2019/extlst" xmlns:r="http://schemas.openxmlformats.org/officeDocument/2006/relationships" xmlns:m="http://schemas.openxmlformats.org/officeDocument/2006/math" xmlns:v="urn:schemas-microsoft-com:vml" xmlns:wp14="http://schemas.microsoft.com/office/word/2010/wordprocessingDrawing" xmlns:wp="http://schemas.openxmlformats.org/drawingml/2006/wordprocessingDrawing" xmlns:w10="urn:schemas-microsoft-com:office:word" xmlns:w="http://schemas.openxmlformats.org/wordprocessingml/2006/main" xmlns:w14="http://schemas.microsoft.com/office/word/2010/wordml" xmlns:w15="http://schemas.microsoft.com/office/word/2012/wordml" xmlns:w16cex="http://schemas.microsoft.com/office/word/2018/wordml/cex" xmlns:w16cid="http://schemas.microsoft.com/office/word/2016/wordml/cid" xmlns:w16="http://schemas.microsoft.com/office/word/2018/wordml" xmlns:w16sdtdh="http://schemas.microsoft.com/office/word/2020/wordml/sdtdatahash" xmlns:w16se="http://schemas.microsoft.com/office/word/2015/wordml/symex" xmlns:wpg="http://schemas.microsoft.com/office/word/2010/wordprocessingGroup" xmlns:wpi="http://schemas.microsoft.com/office/word/2010/wordprocessingInk" xmlns:wne="http://schemas.microsoft.com/office/word/2006/wordml" xmlns:wps="http://schemas.microsoft.com/office/word/2010/wordprocessingShape" mc:Ignorable="w14 w15 w16se w16cid w16 w16cex w16sdtdh wp14">
+<w:hdr xmlns:wpc="http://schemas.microsoft.com/office/word/2010/wordprocessingCanvas" xmlns:cx="http://schemas.microsoft.com/office/drawing/2014/chartex" xmlns:cx1="http://schemas.microsoft.com/office/drawing/2015/9/8/chartex" xmlns:cx2="http://schemas.microsoft.com/office/drawing/2015/10/21/chartex" xmlns:cx3="http://schemas.microsoft.com/office/drawing/2016/5/9/chartex" xmlns:cx4="http://schemas.microsoft.com/office/drawing/2016/5/10/chartex" xmlns:cx5="http://schemas.microsoft.com/office/drawing/2016/5/11/chartex" xmlns:cx6="http://schemas.microsoft.com/office/drawing/2016/5/12/chartex" xmlns:cx7="http://schemas.microsoft.com/office/drawing/2016/5/13/chartex" xmlns:cx8="http://schemas.microsoft.com/office/drawing/2016/5/14/chartex" xmlns:mc="http://schemas.openxmlformats.org/markup-compatibility/2006" xmlns:aink="http://schemas.microsoft.com/office/drawing/2016/ink" xmlns:am3d="http://schemas.microsoft.com/office/drawing/2017/model3d" xmlns:o="urn:schemas-microsoft-com:office:office" xmlns:oel="http://schemas.microsoft.com/office/2019/extlst" xmlns:r="http://schemas.openxmlformats.org/officeDocument/2006/relationships" xmlns:m="http://schemas.openxmlformats.org/officeDocument/2006/math" xmlns:v="urn:schemas-microsoft-com:vml" xmlns:wp14="http://schemas.microsoft.com/office/word/2010/wordprocessingDrawing" xmlns:wp="http://schemas.openxmlformats.org/drawingml/2006/wordprocessingDrawing" xmlns:w10="urn:schemas-microsoft-com:office:word" xmlns:w="http://schemas.openxmlformats.org/wordprocessingml/2006/main" xmlns:w14="http://schemas.microsoft.com/office/word/2010/wordml" xmlns:w15="http://schemas.microsoft.com/office/word/2012/wordml" xmlns:w16cex="http://schemas.microsoft.com/office/word/2018/wordml/cex" xmlns:w16cid="http://schemas.microsoft.com/office/word/2016/wordml/cid" xmlns:w16="http://schemas.microsoft.com/office/word/2018/wordml" xmlns:w16du="http://schemas.microsoft.com/office/word/2023/wordml/word16du" xmlns:w16sdtdh="http://schemas.microsoft.com/office/word/2020/wordml/sdtdatahash" xmlns:w16sdtfl="http://schemas.microsoft.com/office/word/2024/wordml/sdtformatlock" xmlns:w16se="http://schemas.microsoft.com/office/word/2015/wordml/symex" xmlns:wpg="http://schemas.microsoft.com/office/word/2010/wordprocessingGroup" xmlns:wpi="http://schemas.microsoft.com/office/word/2010/wordprocessingInk" xmlns:wne="http://schemas.microsoft.com/office/word/2006/wordml" xmlns:wps="http://schemas.microsoft.com/office/word/2010/wordprocessingShape" mc:Ignorable="w14 w15 w16se w16cid w16 w16cex w16sdtdh w16sdtfl w16du wp14">
   <w:p>
     <w:pPr>
       <w:pStyle w:val="Header"/>
@@ -1057,7 +1098,7 @@
 </file>
 
 <file path=word/header2.xml><?xml version="1.0" encoding="utf-8"?>
-<w:hdr xmlns:wpc="http://schemas.microsoft.com/office/word/2010/wordprocessingCanvas" xmlns:cx="http://schemas.microsoft.com/office/drawing/2014/chartex" xmlns:cx1="http://schemas.microsoft.com/office/drawing/2015/9/8/chartex" xmlns:cx2="http://schemas.microsoft.com/office/drawing/2015/10/21/chartex" xmlns:cx3="http://schemas.microsoft.com/office/drawing/2016/5/9/chartex" xmlns:cx4="http://schemas.microsoft.com/office/drawing/2016/5/10/chartex" xmlns:cx5="http://schemas.microsoft.com/office/drawing/2016/5/11/chartex" xmlns:cx6="http://schemas.microsoft.com/office/drawing/2016/5/12/chartex" xmlns:cx7="http://schemas.microsoft.com/office/drawing/2016/5/13/chartex" xmlns:cx8="http://schemas.microsoft.com/office/drawing/2016/5/14/chartex" xmlns:mc="http://schemas.openxmlformats.org/markup-compatibility/2006" xmlns:aink="http://schemas.microsoft.com/office/drawing/2016/ink" xmlns:am3d="http://schemas.microsoft.com/office/drawing/2017/model3d" xmlns:o="urn:schemas-microsoft-com:office:office" xmlns:oel="http://schemas.microsoft.com/office/2019/extlst" xmlns:r="http://schemas.openxmlformats.org/officeDocument/2006/relationships" xmlns:m="http://schemas.openxmlformats.org/officeDocument/2006/math" xmlns:v="urn:schemas-microsoft-com:vml" xmlns:wp14="http://schemas.microsoft.com/office/word/2010/wordprocessingDrawing" xmlns:wp="http://schemas.openxmlformats.org/drawingml/2006/wordprocessingDrawing" xmlns:w10="urn:schemas-microsoft-com:office:word" xmlns:w="http://schemas.openxmlformats.org/wordprocessingml/2006/main" xmlns:w14="http://schemas.microsoft.com/office/word/2010/wordml" xmlns:w15="http://schemas.microsoft.com/office/word/2012/wordml" xmlns:w16cex="http://schemas.microsoft.com/office/word/2018/wordml/cex" xmlns:w16cid="http://schemas.microsoft.com/office/word/2016/wordml/cid" xmlns:w16="http://schemas.microsoft.com/office/word/2018/wordml" xmlns:w16sdtdh="http://schemas.microsoft.com/office/word/2020/wordml/sdtdatahash" xmlns:w16se="http://schemas.microsoft.com/office/word/2015/wordml/symex" xmlns:wpg="http://schemas.microsoft.com/office/word/2010/wordprocessingGroup" xmlns:wpi="http://schemas.microsoft.com/office/word/2010/wordprocessingInk" xmlns:wne="http://schemas.microsoft.com/office/word/2006/wordml" xmlns:wps="http://schemas.microsoft.com/office/word/2010/wordprocessingShape" mc:Ignorable="w14 w15 w16se w16cid w16 w16cex w16sdtdh wp14">
+<w:hdr xmlns:wpc="http://schemas.microsoft.com/office/word/2010/wordprocessingCanvas" xmlns:cx="http://schemas.microsoft.com/office/drawing/2014/chartex" xmlns:cx1="http://schemas.microsoft.com/office/drawing/2015/9/8/chartex" xmlns:cx2="http://schemas.microsoft.com/office/drawing/2015/10/21/chartex" xmlns:cx3="http://schemas.microsoft.com/office/drawing/2016/5/9/chartex" xmlns:cx4="http://schemas.microsoft.com/office/drawing/2016/5/10/chartex" xmlns:cx5="http://schemas.microsoft.com/office/drawing/2016/5/11/chartex" xmlns:cx6="http://schemas.microsoft.com/office/drawing/2016/5/12/chartex" xmlns:cx7="http://schemas.microsoft.com/office/drawing/2016/5/13/chartex" xmlns:cx8="http://schemas.microsoft.com/office/drawing/2016/5/14/chartex" xmlns:mc="http://schemas.openxmlformats.org/markup-compatibility/2006" xmlns:aink="http://schemas.microsoft.com/office/drawing/2016/ink" xmlns:am3d="http://schemas.microsoft.com/office/drawing/2017/model3d" xmlns:o="urn:schemas-microsoft-com:office:office" xmlns:oel="http://schemas.microsoft.com/office/2019/extlst" xmlns:r="http://schemas.openxmlformats.org/officeDocument/2006/relationships" xmlns:m="http://schemas.openxmlformats.org/officeDocument/2006/math" xmlns:v="urn:schemas-microsoft-com:vml" xmlns:wp14="http://schemas.microsoft.com/office/word/2010/wordprocessingDrawing" xmlns:wp="http://schemas.openxmlformats.org/drawingml/2006/wordprocessingDrawing" xmlns:w10="urn:schemas-microsoft-com:office:word" xmlns:w="http://schemas.openxmlformats.org/wordprocessingml/2006/main" xmlns:w14="http://schemas.microsoft.com/office/word/2010/wordml" xmlns:w15="http://schemas.microsoft.com/office/word/2012/wordml" xmlns:w16cex="http://schemas.microsoft.com/office/word/2018/wordml/cex" xmlns:w16cid="http://schemas.microsoft.com/office/word/2016/wordml/cid" xmlns:w16="http://schemas.microsoft.com/office/word/2018/wordml" xmlns:w16du="http://schemas.microsoft.com/office/word/2023/wordml/word16du" xmlns:w16sdtdh="http://schemas.microsoft.com/office/word/2020/wordml/sdtdatahash" xmlns:w16sdtfl="http://schemas.microsoft.com/office/word/2024/wordml/sdtformatlock" xmlns:w16se="http://schemas.microsoft.com/office/word/2015/wordml/symex" xmlns:wpg="http://schemas.microsoft.com/office/word/2010/wordprocessingGroup" xmlns:wpi="http://schemas.microsoft.com/office/word/2010/wordprocessingInk" xmlns:wne="http://schemas.microsoft.com/office/word/2006/wordml" xmlns:wps="http://schemas.microsoft.com/office/word/2010/wordprocessingShape" mc:Ignorable="w14 w15 w16se w16cid w16 w16cex w16sdtdh w16sdtfl w16du wp14">
   <w:p>
     <w:pPr>
       <w:pStyle w:val="Header"/>
@@ -1068,7 +1109,7 @@
 </file>
 
 <file path=word/header3.xml><?xml version="1.0" encoding="utf-8"?>
-<w:hdr xmlns:wpc="http://schemas.microsoft.com/office/word/2010/wordprocessingCanvas" xmlns:cx="http://schemas.microsoft.com/office/drawing/2014/chartex" xmlns:cx1="http://schemas.microsoft.com/office/drawing/2015/9/8/chartex" xmlns:cx2="http://schemas.microsoft.com/office/drawing/2015/10/21/chartex" xmlns:cx3="http://schemas.microsoft.com/office/drawing/2016/5/9/chartex" xmlns:cx4="http://schemas.microsoft.com/office/drawing/2016/5/10/chartex" xmlns:cx5="http://schemas.microsoft.com/office/drawing/2016/5/11/chartex" xmlns:cx6="http://schemas.microsoft.com/office/drawing/2016/5/12/chartex" xmlns:cx7="http://schemas.microsoft.com/office/drawing/2016/5/13/chartex" xmlns:cx8="http://schemas.microsoft.com/office/drawing/2016/5/14/chartex" xmlns:mc="http://schemas.openxmlformats.org/markup-compatibility/2006" xmlns:aink="http://schemas.microsoft.com/office/drawing/2016/ink" xmlns:am3d="http://schemas.microsoft.com/office/drawing/2017/model3d" xmlns:o="urn:schemas-microsoft-com:office:office" xmlns:oel="http://schemas.microsoft.com/office/2019/extlst" xmlns:r="http://schemas.openxmlformats.org/officeDocument/2006/relationships" xmlns:m="http://schemas.openxmlformats.org/officeDocument/2006/math" xmlns:v="urn:schemas-microsoft-com:vml" xmlns:wp14="http://schemas.microsoft.com/office/word/2010/wordprocessingDrawing" xmlns:wp="http://schemas.openxmlformats.org/drawingml/2006/wordprocessingDrawing" xmlns:w10="urn:schemas-microsoft-com:office:word" xmlns:w="http://schemas.openxmlformats.org/wordprocessingml/2006/main" xmlns:w14="http://schemas.microsoft.com/office/word/2010/wordml" xmlns:w15="http://schemas.microsoft.com/office/word/2012/wordml" xmlns:w16cex="http://schemas.microsoft.com/office/word/2018/wordml/cex" xmlns:w16cid="http://schemas.microsoft.com/office/word/2016/wordml/cid" xmlns:w16="http://schemas.microsoft.com/office/word/2018/wordml" xmlns:w16sdtdh="http://schemas.microsoft.com/office/word/2020/wordml/sdtdatahash" xmlns:w16se="http://schemas.microsoft.com/office/word/2015/wordml/symex" xmlns:wpg="http://schemas.microsoft.com/office/word/2010/wordprocessingGroup" xmlns:wpi="http://schemas.microsoft.com/office/word/2010/wordprocessingInk" xmlns:wne="http://schemas.microsoft.com/office/word/2006/wordml" xmlns:wps="http://schemas.microsoft.com/office/word/2010/wordprocessingShape" mc:Ignorable="w14 w15 w16se w16cid w16 w16cex w16sdtdh wp14">
+<w:hdr xmlns:wpc="http://schemas.microsoft.com/office/word/2010/wordprocessingCanvas" xmlns:cx="http://schemas.microsoft.com/office/drawing/2014/chartex" xmlns:cx1="http://schemas.microsoft.com/office/drawing/2015/9/8/chartex" xmlns:cx2="http://schemas.microsoft.com/office/drawing/2015/10/21/chartex" xmlns:cx3="http://schemas.microsoft.com/office/drawing/2016/5/9/chartex" xmlns:cx4="http://schemas.microsoft.com/office/drawing/2016/5/10/chartex" xmlns:cx5="http://schemas.microsoft.com/office/drawing/2016/5/11/chartex" xmlns:cx6="http://schemas.microsoft.com/office/drawing/2016/5/12/chartex" xmlns:cx7="http://schemas.microsoft.com/office/drawing/2016/5/13/chartex" xmlns:cx8="http://schemas.microsoft.com/office/drawing/2016/5/14/chartex" xmlns:mc="http://schemas.openxmlformats.org/markup-compatibility/2006" xmlns:aink="http://schemas.microsoft.com/office/drawing/2016/ink" xmlns:am3d="http://schemas.microsoft.com/office/drawing/2017/model3d" xmlns:o="urn:schemas-microsoft-com:office:office" xmlns:oel="http://schemas.microsoft.com/office/2019/extlst" xmlns:r="http://schemas.openxmlformats.org/officeDocument/2006/relationships" xmlns:m="http://schemas.openxmlformats.org/officeDocument/2006/math" xmlns:v="urn:schemas-microsoft-com:vml" xmlns:wp14="http://schemas.microsoft.com/office/word/2010/wordprocessingDrawing" xmlns:wp="http://schemas.openxmlformats.org/drawingml/2006/wordprocessingDrawing" xmlns:w10="urn:schemas-microsoft-com:office:word" xmlns:w="http://schemas.openxmlformats.org/wordprocessingml/2006/main" xmlns:w14="http://schemas.microsoft.com/office/word/2010/wordml" xmlns:w15="http://schemas.microsoft.com/office/word/2012/wordml" xmlns:w16cex="http://schemas.microsoft.com/office/word/2018/wordml/cex" xmlns:w16cid="http://schemas.microsoft.com/office/word/2016/wordml/cid" xmlns:w16="http://schemas.microsoft.com/office/word/2018/wordml" xmlns:w16du="http://schemas.microsoft.com/office/word/2023/wordml/word16du" xmlns:w16sdtdh="http://schemas.microsoft.com/office/word/2020/wordml/sdtdatahash" xmlns:w16sdtfl="http://schemas.microsoft.com/office/word/2024/wordml/sdtformatlock" xmlns:w16se="http://schemas.microsoft.com/office/word/2015/wordml/symex" xmlns:wpg="http://schemas.microsoft.com/office/word/2010/wordprocessingGroup" xmlns:wpi="http://schemas.microsoft.com/office/word/2010/wordprocessingInk" xmlns:wne="http://schemas.microsoft.com/office/word/2006/wordml" xmlns:wps="http://schemas.microsoft.com/office/word/2010/wordprocessingShape" mc:Ignorable="w14 w15 w16se w16cid w16 w16cex w16sdtdh w16sdtfl w16du wp14">
   <w:p>
     <w:pPr>
       <w:pStyle w:val="Header"/>
@@ -1077,7 +1118,7 @@
     <w:r>
       <w:tab/>
       <w:tab/>
-      <w:t>2026-06-17</w:t>
+      <w:t>2026-06-18</w:t>
       <w:br/>
       <w:br/>
     </w:r>
@@ -1094,7 +1135,7 @@
 </file>
 
 <file path=word/numbering.xml><?xml version="1.0" encoding="utf-8"?>
-<w:numbering xmlns:wpc="http://schemas.microsoft.com/office/word/2010/wordprocessingCanvas" xmlns:cx="http://schemas.microsoft.com/office/drawing/2014/chartex" xmlns:cx1="http://schemas.microsoft.com/office/drawing/2015/9/8/chartex" xmlns:cx2="http://schemas.microsoft.com/office/drawing/2015/10/21/chartex" xmlns:cx3="http://schemas.microsoft.com/office/drawing/2016/5/9/chartex" xmlns:cx4="http://schemas.microsoft.com/office/drawing/2016/5/10/chartex" xmlns:cx5="http://schemas.microsoft.com/office/drawing/2016/5/11/chartex" xmlns:cx6="http://schemas.microsoft.com/office/drawing/2016/5/12/chartex" xmlns:cx7="http://schemas.microsoft.com/office/drawing/2016/5/13/chartex" xmlns:cx8="http://schemas.microsoft.com/office/drawing/2016/5/14/chartex" xmlns:mc="http://schemas.openxmlformats.org/markup-compatibility/2006" xmlns:aink="http://schemas.microsoft.com/office/drawing/2016/ink" xmlns:am3d="http://schemas.microsoft.com/office/drawing/2017/model3d" xmlns:o="urn:schemas-microsoft-com:office:office" xmlns:oel="http://schemas.microsoft.com/office/2019/extlst" xmlns:r="http://schemas.openxmlformats.org/officeDocument/2006/relationships" xmlns:m="http://schemas.openxmlformats.org/officeDocument/2006/math" xmlns:v="urn:schemas-microsoft-com:vml" xmlns:wp14="http://schemas.microsoft.com/office/word/2010/wordprocessingDrawing" xmlns:wp="http://schemas.openxmlformats.org/drawingml/2006/wordprocessingDrawing" xmlns:w10="urn:schemas-microsoft-com:office:word" xmlns:w="http://schemas.openxmlformats.org/wordprocessingml/2006/main" xmlns:w14="http://schemas.microsoft.com/office/word/2010/wordml" xmlns:w15="http://schemas.microsoft.com/office/word/2012/wordml" xmlns:w16cex="http://schemas.microsoft.com/office/word/2018/wordml/cex" xmlns:w16cid="http://schemas.microsoft.com/office/word/2016/wordml/cid" xmlns:w16="http://schemas.microsoft.com/office/word/2018/wordml" xmlns:w16sdtdh="http://schemas.microsoft.com/office/word/2020/wordml/sdtdatahash" xmlns:w16se="http://schemas.microsoft.com/office/word/2015/wordml/symex" xmlns:wpg="http://schemas.microsoft.com/office/word/2010/wordprocessingGroup" xmlns:wpi="http://schemas.microsoft.com/office/word/2010/wordprocessingInk" xmlns:wne="http://schemas.microsoft.com/office/word/2006/wordml" xmlns:wps="http://schemas.microsoft.com/office/word/2010/wordprocessingShape" mc:Ignorable="w14 w15 w16se w16cid w16 w16cex w16sdtdh wp14">
+<w:numbering xmlns:wpc="http://schemas.microsoft.com/office/word/2010/wordprocessingCanvas" xmlns:cx="http://schemas.microsoft.com/office/drawing/2014/chartex" xmlns:cx1="http://schemas.microsoft.com/office/drawing/2015/9/8/chartex" xmlns:cx2="http://schemas.microsoft.com/office/drawing/2015/10/21/chartex" xmlns:cx3="http://schemas.microsoft.com/office/drawing/2016/5/9/chartex" xmlns:cx4="http://schemas.microsoft.com/office/drawing/2016/5/10/chartex" xmlns:cx5="http://schemas.microsoft.com/office/drawing/2016/5/11/chartex" xmlns:cx6="http://schemas.microsoft.com/office/drawing/2016/5/12/chartex" xmlns:cx7="http://schemas.microsoft.com/office/drawing/2016/5/13/chartex" xmlns:cx8="http://schemas.microsoft.com/office/drawing/2016/5/14/chartex" xmlns:mc="http://schemas.openxmlformats.org/markup-compatibility/2006" xmlns:aink="http://schemas.microsoft.com/office/drawing/2016/ink" xmlns:am3d="http://schemas.microsoft.com/office/drawing/2017/model3d" xmlns:o="urn:schemas-microsoft-com:office:office" xmlns:oel="http://schemas.microsoft.com/office/2019/extlst" xmlns:r="http://schemas.openxmlformats.org/officeDocument/2006/relationships" xmlns:m="http://schemas.openxmlformats.org/officeDocument/2006/math" xmlns:v="urn:schemas-microsoft-com:vml" xmlns:wp14="http://schemas.microsoft.com/office/word/2010/wordprocessingDrawing" xmlns:wp="http://schemas.openxmlformats.org/drawingml/2006/wordprocessingDrawing" xmlns:w10="urn:schemas-microsoft-com:office:word" xmlns:w="http://schemas.openxmlformats.org/wordprocessingml/2006/main" xmlns:w14="http://schemas.microsoft.com/office/word/2010/wordml" xmlns:w15="http://schemas.microsoft.com/office/word/2012/wordml" xmlns:w16cex="http://schemas.microsoft.com/office/word/2018/wordml/cex" xmlns:w16cid="http://schemas.microsoft.com/office/word/2016/wordml/cid" xmlns:w16="http://schemas.microsoft.com/office/word/2018/wordml" xmlns:w16du="http://schemas.microsoft.com/office/word/2023/wordml/word16du" xmlns:w16sdtdh="http://schemas.microsoft.com/office/word/2020/wordml/sdtdatahash" xmlns:w16sdtfl="http://schemas.microsoft.com/office/word/2024/wordml/sdtformatlock" xmlns:w16se="http://schemas.microsoft.com/office/word/2015/wordml/symex" xmlns:wpg="http://schemas.microsoft.com/office/word/2010/wordprocessingGroup" xmlns:wpi="http://schemas.microsoft.com/office/word/2010/wordprocessingInk" xmlns:wne="http://schemas.microsoft.com/office/word/2006/wordml" xmlns:wps="http://schemas.microsoft.com/office/word/2010/wordprocessingShape" mc:Ignorable="w14 w15 w16se w16cid w16 w16cex w16sdtdh w16sdtfl w16du wp14">
   <w:abstractNum w:abstractNumId="0" w15:restartNumberingAfterBreak="0">
     <w:nsid w:val="FFFFFF7C"/>
     <w:multiLevelType w:val="singleLevel"/>
@@ -1297,7 +1338,7 @@
 </file>
 
 <file path=word/styles.xml><?xml version="1.0" encoding="utf-8"?>
-<w:styles xmlns:mc="http://schemas.openxmlformats.org/markup-compatibility/2006" xmlns:r="http://schemas.openxmlformats.org/officeDocument/2006/relationships" xmlns:w="http://schemas.openxmlformats.org/wordprocessingml/2006/main" xmlns:w14="http://schemas.microsoft.com/office/word/2010/wordml" xmlns:w15="http://schemas.microsoft.com/office/word/2012/wordml" xmlns:w16cex="http://schemas.microsoft.com/office/word/2018/wordml/cex" xmlns:w16cid="http://schemas.microsoft.com/office/word/2016/wordml/cid" xmlns:w16="http://schemas.microsoft.com/office/word/2018/wordml" xmlns:w16sdtdh="http://schemas.microsoft.com/office/word/2020/wordml/sdtdatahash" xmlns:w16se="http://schemas.microsoft.com/office/word/2015/wordml/symex" mc:Ignorable="w14 w15 w16se w16cid w16 w16cex w16sdtdh">
+<w:styles xmlns:mc="http://schemas.openxmlformats.org/markup-compatibility/2006" xmlns:r="http://schemas.openxmlformats.org/officeDocument/2006/relationships" xmlns:w="http://schemas.openxmlformats.org/wordprocessingml/2006/main" xmlns:w14="http://schemas.microsoft.com/office/word/2010/wordml" xmlns:w15="http://schemas.microsoft.com/office/word/2012/wordml" xmlns:w16cex="http://schemas.microsoft.com/office/word/2018/wordml/cex" xmlns:w16cid="http://schemas.microsoft.com/office/word/2016/wordml/cid" xmlns:w16="http://schemas.microsoft.com/office/word/2018/wordml" xmlns:w16du="http://schemas.microsoft.com/office/word/2023/wordml/word16du" xmlns:w16sdtdh="http://schemas.microsoft.com/office/word/2020/wordml/sdtdatahash" xmlns:w16sdtfl="http://schemas.microsoft.com/office/word/2024/wordml/sdtformatlock" xmlns:w16se="http://schemas.microsoft.com/office/word/2015/wordml/symex" mc:Ignorable="w14 w15 w16se w16cid w16 w16cex w16sdtdh w16sdtfl w16du">
   <w:docDefaults>
     <w:rPrDefault>
       <w:rPr>
@@ -2055,7 +2096,7 @@
     <w:link w:val="TitleChar"/>
     <w:uiPriority w:val="10"/>
     <w:qFormat/>
-    <w:rsid w:val="007106C8"/>
+    <w:rsid w:val="00E854FA"/>
     <w:pPr>
       <w:spacing w:after="300" w:line="240" w:lineRule="auto"/>
       <w:contextualSpacing/>
@@ -2065,7 +2106,7 @@
       <w:rFonts w:eastAsiaTheme="majorEastAsia" w:cstheme="majorBidi"/>
       <w:spacing w:val="5"/>
       <w:kern w:val="28"/>
-      <w:sz w:val="52"/>
+      <w:sz w:val="40"/>
       <w:szCs w:val="52"/>
       <w:lang w:val="sv-SE" w:eastAsia="en-US" w:bidi="ar-SA"/>
     </w:rPr>
@@ -2075,12 +2116,12 @@
     <w:basedOn w:val="DefaultParagraphFont"/>
     <w:link w:val="Title"/>
     <w:uiPriority w:val="10"/>
-    <w:rsid w:val="007106C8"/>
+    <w:rsid w:val="00E854FA"/>
     <w:rPr>
       <w:rFonts w:ascii="Times New Roman" w:eastAsiaTheme="majorEastAsia" w:hAnsi="Times New Roman" w:cstheme="majorBidi"/>
       <w:spacing w:val="5"/>
       <w:kern w:val="28"/>
-      <w:sz w:val="52"/>
+      <w:sz w:val="40"/>
       <w:szCs w:val="52"/>
       <w:lang w:val="sv-SE" w:eastAsia="en-US" w:bidi="ar-SA"/>
     </w:rPr>

--- a/klagomål/A 20433-2026 FSC-klagomål.docx
+++ b/klagomål/A 20433-2026 FSC-klagomål.docx
@@ -1118,7 +1118,7 @@
     <w:r>
       <w:tab/>
       <w:tab/>
-      <w:t>2026-06-18</w:t>
+      <w:t>2026-06-19</w:t>
       <w:br/>
       <w:br/>
     </w:r>

--- a/klagomål/A 20433-2026 FSC-klagomål.docx
+++ b/klagomål/A 20433-2026 FSC-klagomål.docx
@@ -1118,7 +1118,7 @@
     <w:r>
       <w:tab/>
       <w:tab/>
-      <w:t>2026-06-19</w:t>
+      <w:t>2026-06-20</w:t>
       <w:br/>
       <w:br/>
     </w:r>

--- a/klagomål/A 20433-2026 FSC-klagomål.docx
+++ b/klagomål/A 20433-2026 FSC-klagomål.docx
@@ -168,38 +168,7 @@
     </w:p>
     <w:p>
       <w:r>
-        <w:t>Detta dokument behandlar höga naturvärden i avverkningsanmälan A 20433-2026 i Malung-Sälens kommun som inkom 2026-04-28 och omfattar 12,0 ha.</w:t>
-      </w:r>
-    </w:p>
-    <w:p>
-      <w:r>
-        <w:t>Nedan presenteras fynd av naturvårdsarter och fridlysta arter som gjorts i det avverkningsanmälda området, samt relevanta utdrag ur standarderna för FSC, Chain of Custody, Controlled Wood och PEFC. I BILAGA 1 finns artfakta om fridlysta arter.</w:t>
-      </w:r>
-    </w:p>
-    <w:p>
-      <w:r>
-        <w:t>Vi förväntar oss att ni återkommer med ett skriftligt svar på vårt klagomål och även beskriver vilka korrigerande åtgärder ni satt in för att rätta till identifierade brister i er efterlevnad av den svenska FSC standarden.</w:t>
-      </w:r>
-    </w:p>
-    <w:p>
-      <w:pPr>
-        <w:pStyle w:val="Heading1"/>
-      </w:pPr>
-      <w:r>
-        <w:t>Naturvårdsarter</w:t>
-      </w:r>
-    </w:p>
-    <w:p>
-      <w:r>
-        <w:t>I och inom 1 meter från avverkningsanmälan har följande 17 naturvårdsarter hittats: garnlav (VU, T), gräddporing (VU, T), blanksvart spiklav (NT), blågrå svartspik (NT), dropptaggsvamp (NT, T), dvärgbägarlav (NT, T), kolflarnlav (NT, T), mörk kolflarnlav (NT), nordtagging (NT), orange taggsvamp (NT, T), skarp dropptaggsvamp (NT), vedflamlav (NT), vedskivlav (NT, T), violettgrå tagellav (NT, T), nästlav (S, T), fönsterlav (T) och spillkråka (T, §4). Av dessa är 14 rödlistade. För rödlistade arter har rödlistekategorin angivits inom parentes. Arter som är signalarter enligt Skogsstyrelsen har markerats med (S). Typiska arter inom Natura 2000 som är kopplade till skogsekosystem har markerats med (T). För fridlysta arter anges även paragrafen i Artskyddsförordningen som arten är fridlyst enligt.</w:t>
-      </w:r>
-    </w:p>
-    <w:p>
-      <w:r>
-        <w:t>De påträffade naturvårdsarterna är ett tydligt kvitto på att det rör sig om en skog med höga naturvärden.</w:t>
-      </w:r>
-      <w:r>
-        <w:t xml:space="preserve"> I Figur 1 visas fyndplatser för naturvårdsarter i området, som finns registrerade på Artportalen.</w:t>
+        <w:t>Detta klagomål behandlar höga naturvärden i avverkningsanmälan A 20433-2026 i Malung-Sälens kommun som inkom 2026-04-28 och omfattar 12,0 ha.</w:t>
       </w:r>
     </w:p>
     <w:p>
@@ -247,34 +216,328 @@
         <w:spacing w:after="240"/>
       </w:pPr>
       <w:r>
-        <w:t>Figur 1. Fyndplatser för naturvårdsarter i och inom 1 meter från avverkningsanmälan (röd linje). Markörer utan svart kant är placerade på fyndplatsen. Markörer med svart kant är placerade vid sidan av fyndplatsen och har ett svart streck som visar fyndplatsens exakta position. Kartans mittpunktskoordinat är N 6758759, E 404786 i SWEREF 99 TM.</w:t>
+        <w:t>Figur 1. Fyndplatser för naturvårdsarter i och inom 1 meter från avverkningsanmälan. Markörer utan svart kant är placerade på fyndplatsen. Markörer med svart kant är placerade vid sidan av fyndplatsen har ett svart streck som visar fyndplatsens exakta position. Kartans mittpunktskoordinat är N 6758759, E 404786 i SWEREF 99 TM.</w:t>
+      </w:r>
+    </w:p>
+    <w:p>
+      <w:r>
+        <w:t>I och inom 1 meter från avverkningsanmälan finns fynd av 17 naturvårdsarter, varav 14 är rödlistade, 1 är fridlyst, 11 är typiska (T) och 1 är signalart (S): garnlav (VU, T), gräddporing (VU, T), blanksvart spiklav (NT), blågrå svartspik (NT), dropptaggsvamp (NT, T), dvärgbägarlav (NT, T), kolflarnlav (NT, T), mörk kolflarnlav (NT), nordtagging (NT), orange taggsvamp (NT, T), skarp dropptaggsvamp (NT), vedflamlav (NT), vedskivlav (NT, T), violettgrå tagellav (NT, T), nästlav (S, T), fönsterlav (T) och spillkråka (T, §4). Se Figur 1.</w:t>
+      </w:r>
+    </w:p>
+    <w:p>
+      <w:r>
+        <w:t>Nedan presenteras relevanta utdrag ur standarderna för FSC, Chain of Custody, Controlled Wood och PEFC.</w:t>
+      </w:r>
+    </w:p>
+    <w:p>
+      <w:r>
+        <w:t>Vi förväntar oss att ni återkommer med ett skriftligt svar på vårt klagomål och även beskriver vilka korrigerande åtgärder ni satt in för att rätta till identifierade brister i er efterlevnad av den svenska FSC standarden.</w:t>
       </w:r>
     </w:p>
     <w:p>
       <w:pPr>
-        <w:pStyle w:val="Heading2"/>
+        <w:pStyle w:val="Heading1"/>
       </w:pPr>
       <w:r>
-        <w:t>Fridlysta arter</w:t>
+        <w:t>Naturvårdsarter och fridlysta arter</w:t>
       </w:r>
     </w:p>
     <w:p>
       <w:r>
-        <w:t>Följande fridlysta arter har sina livsmiljöer och växtplatser i den avverkningsanmälda skogen: spillkråka (T, §4).</w:t>
+        <w:t>Nedan följer beskrivningar av de naturvårdsarter och fridlysta arter som har sina livsmiljöer och växtplatser i den avverkningsanmälda skogen. Se även ytterligare artfakta i BILAGA 1. De påträffade naturvårdsarterna är ett tydligt kvitto på att det rör sig om en skog med höga naturvärden.</w:t>
       </w:r>
     </w:p>
     <w:p>
-      <w:r>
-        <w:t xml:space="preserve">Observera att medlemsländerna är skyldiga att agera i enlighet med EU:s fågeldirektiv där det uttryckligen står att direktivet gäller för fåglar samt för deras ägg, bon och </w:t>
-      </w:r>
       <w:r>
         <w:rPr>
           <w:b/>
         </w:rPr>
-        <w:t xml:space="preserve">livsmiljöer </w:t>
-      </w:r>
-      <w:r>
-        <w:t>(artikel 1). Vidare att de åtgärder som vidtas inte får leda till en försämring av den nuvarande situationen beträffande bevarandet av de fågelarter som avses i artikel 1 (artikel 13). Fågeldirektivet är styrande för tillsynsansvariga myndigheters ärendehantering, ställningstaganden och beslutsfattande.</w:t>
+        <w:t>Garnlav (VU)</w:t>
+      </w:r>
+      <w:r>
+        <w:t xml:space="preserve"> är en utpräglad barrskogsart som ibland kan drapera träden i norrländska grannaturskogar med hög luftfuktighet. Den förekommer även i talldominerade bestånd där den, förutom i trädens grenverk, påträffas hängande över ojämnheter i tallbarken. Arten har minskat starkt i södra och mellersta Sverige och den minskar även i sitt nordliga utbredningsområde. Minskningstakten uppgår till 30 (20–50) % inom 50 år och överstiger gränsvärdet för Sårbar (VU). Orsaken till tillbakagången beror främst på slutavverkningar av naturskogsartade skogar. Bestånd med riklig förekomst bör regelmässigt sparas, vilket även gynnar flera andra sällsynta och rödlistade arter. Garnlav är värdväxt för den mycket sällsynta och akut hotade fjärilen barrskogslavfly (CR) som hör hemma i boreala barrskogar med riklig förekomst av värdväxten. Tidigare kunde arten konstateras årligen på flera platser vid Dala-Floda i Dalarna innan lokalerna kalavverkades. Senaste fyndet i landet av barrskogslavfly är från år 2000 då den påträffades vid Högberget i Sollefteå kommun. Garnlav är typisk art för </w:t>
+      </w:r>
+      <w:r>
+        <w:rPr>
+          <w:i/>
+        </w:rPr>
+        <w:t xml:space="preserve">9010 Taiga </w:t>
+      </w:r>
+      <w:r>
+        <w:t>och</w:t>
+      </w:r>
+      <w:r>
+        <w:rPr>
+          <w:i/>
+        </w:rPr>
+        <w:t xml:space="preserve"> 9070 Trädklädd betesmark</w:t>
+      </w:r>
+      <w:r>
+        <w:t xml:space="preserve"> (SLU Artdatabanken, 2026).</w:t>
+      </w:r>
+    </w:p>
+    <w:p>
+      <w:r>
+        <w:rPr>
+          <w:b/>
+        </w:rPr>
+        <w:t>Gräddporing (VU)</w:t>
+      </w:r>
+      <w:r>
+        <w:t xml:space="preserve"> växer nästan enbart i urskogsartad barrskog på gamla, kraftigt murkna, grova och mossbelupna tallågor i något fuktiga och skuggiga lägen. Arten är placerad högst upp i Skogsstyrelsens värdepyramid för bedömning av skog med höga naturvärden och indikerar gamla och relativt orörda tallnaturskogar med höga naturvärden där det under låg tid kontinuerligt funnits inslag av grova tallågor. För att på sikt hejda artens vikande trend behöver merparten av gräddporingens nu kända växtplatser undantas från skogsbruk. Gräddporing är typisk art för </w:t>
+      </w:r>
+      <w:r>
+        <w:rPr>
+          <w:i/>
+        </w:rPr>
+        <w:t>9010 Taiga</w:t>
+      </w:r>
+      <w:r>
+        <w:t xml:space="preserve"> (SLU Artdatabanken, 2024; Nitare &amp; Skogsstyrelsen, 2019).</w:t>
+      </w:r>
+    </w:p>
+    <w:p>
+      <w:r>
+        <w:rPr>
+          <w:b/>
+        </w:rPr>
+        <w:t>Blanksvart spiklav (NT)</w:t>
+      </w:r>
+      <w:r>
+        <w:t xml:space="preserve"> förekommer på torr, hård, gammal kärnved men även på äldre ytved av tall i naturskogsartade bestånd med begränsad brandpåverkan och ostörd hydrologi. Skogsbruksåtgärder på eller i närheten av lokaler med blanksvart spiklav utgör ett hot. Naturskogsartade öppna tall- och barrblandskogar med blanksvart spiklav indikerar höga biologiska värden och bör bevaras (SLU Artdatabanken, 2024).</w:t>
+      </w:r>
+    </w:p>
+    <w:p>
+      <w:r>
+        <w:rPr>
+          <w:b/>
+        </w:rPr>
+        <w:t>Blågrå svartspik (NT)</w:t>
+      </w:r>
+      <w:r>
+        <w:t xml:space="preserve"> växer på torr, hård ved av gamla, solbelysta torrakor, högstubbar av tall och grova döda grenar på levande tallar i öppna bestånd av naturskogskaraktär. Nästan alltid rör det sig om tjärrika torrträd och högstubbar (töreved, keloträd) som kan vara en bra bit över hundra år, i vissa fall sannolikt hundratals år gamla. Skogsbruk är idag det allvarligaste hotet. Ett långsiktigt hot är att nybildningen av gamla torrakor och högstubbar är en långsam process vilken ofta är beroende av skogsbrand. Nytt substrat bildas numera sannolikt nästan inte alls då antalet naturliga skogsbränder har minskat drastiskt på grund av effektivare brandbekämpning. Döda träd som lämnas efter avverkning är inte lämpliga för arten, eftersom dessa träd inte varit utsatta för skogsbrand och bildat tjärrik ved. Skogsbruksåtgärder på eller i närheten av växtplatserna bör undvikas. Naturskogsartade skogar med förekomst av arten indikerar höga biologiska värden och bör bevaras. Blågrå svartspik har en mycket begränsad utbredning utanför de nordiska länderna varför dessa länder har ett speciellt ansvar för arten (SLU Artdatabanken, 2024).</w:t>
+      </w:r>
+    </w:p>
+    <w:p>
+      <w:r>
+        <w:rPr>
+          <w:b/>
+        </w:rPr>
+        <w:t>Dropptaggsvamp (NT)</w:t>
+      </w:r>
+      <w:r>
+        <w:t xml:space="preserve"> bildar mykorrhiza med tall, främst i barrskog med trädkontinuitet, i magra, torra och ljusöppna lavtallskogar och i barrblandskogar med friskmossor och lingon i fältskiktet. Den totala populationen i landet har minskat och bedöms fortsätta minska till följd av slutavverkningar av tallskog. Det är högst oklart om arten långsiktigt kan etablera och reproducera sig i skogsbestånd som brukas med trakthyggesmetoder, markberedning, gödsling eller föryngring med förädlat plantmaterial. Uppfyller kriterierna för att bli rödlistad på grund av ny kunskap som visar att en större andel av populationen än tidigare bedömt är knuten till kontinuitetsbarrskog. Minskningstakten för den svenska populationen bedöms vara nära gränsvärdet för Sårbar (VU). Dropptaggsvamp är typisk art för </w:t>
+      </w:r>
+      <w:r>
+        <w:rPr>
+          <w:i/>
+        </w:rPr>
+        <w:t xml:space="preserve">9010 Taiga </w:t>
+      </w:r>
+      <w:r>
+        <w:t>(SLU Artdatabanken, 2026).</w:t>
+      </w:r>
+    </w:p>
+    <w:p>
+      <w:r>
+        <w:rPr>
+          <w:b/>
+        </w:rPr>
+        <w:t>Dvärgbägarlav (NT)</w:t>
+      </w:r>
+      <w:r>
+        <w:t xml:space="preserve"> förekommer över hela Sverige på gammal hård ved, huvudsakligen på tall men i södra Sverige även på ek. Veden utgörs framförallt av grova stubbar, lågor och grenar. Substratet har blivit sällsyntare och nybildning av substrat sker bara i begränsad omfattning. Arten hotas av att grova lågor blir allt sällsyntare i dagens kulturskogar samt att nybildningen av lämpliga substrat går mycket långsamt. En riklig tillgång på gamla tall- eller eklågor måste säkerställas på artens lokaler. Dvärgbägarlav är typisk art för </w:t>
+      </w:r>
+      <w:r>
+        <w:rPr>
+          <w:i/>
+        </w:rPr>
+        <w:t>9010 Taiga</w:t>
+      </w:r>
+      <w:r>
+        <w:t xml:space="preserve"> (SLU Artdatabanken, 2024; Nitare &amp; Skogsstyrelsen, 2019).</w:t>
+      </w:r>
+    </w:p>
+    <w:p>
+      <w:r>
+        <w:rPr>
+          <w:b/>
+        </w:rPr>
+        <w:t>Kolflarnlav (NT)</w:t>
+      </w:r>
+      <w:r>
+        <w:t xml:space="preserve"> är brandberoende och växer nästan uteslutande på kolad hård kärnved av tall. Etableringen verkar ske först 100–300 år efter brand och nytt substrat nybildas i mycket begränsad omfattning. Avverkning av tallskog av naturskogskaraktär med spår av återkommande bränder är ett hot och mängden lämplig ved att växa på för arten minskar dels på grund av naturlig nedbrytning men framförallt på grund av att det förstörs i samband med slutavverkningar, gallringar och markberedning. Såväl kolflarnlav som mörk kolflarnlav har glänsande bålfjäll och förekommer främst i tall- och blandbarrskogar av naturskogskaraktär med spår av återkommande bränder. Skogar som dessa hyser höga biologiska värden och bör skyddas. Kolflarnlav är typisk art för </w:t>
+      </w:r>
+      <w:r>
+        <w:rPr>
+          <w:i/>
+        </w:rPr>
+        <w:t>9010 Taiga</w:t>
+      </w:r>
+      <w:r>
+        <w:t xml:space="preserve"> (SLU Artdatabanken, 2024).</w:t>
+      </w:r>
+    </w:p>
+    <w:p>
+      <w:r>
+        <w:rPr>
+          <w:b/>
+        </w:rPr>
+        <w:t>Mörk kolflarnlav (NT)</w:t>
+      </w:r>
+      <w:r>
+        <w:t xml:space="preserve"> är brandberoende och växer nästan uteslutande på kolad hård kärnved av tall. Arten förekommer främst i glesa, öppna tall- och blandbarrskogar av naturskogskaraktär och etableringen verkar ske sent efter brand, kanske först efter 100–300 år. Mörk kolflarnlav indikerar skog med höga naturvärden och vanligast är att den påträffas på rester av nedbrunna torrakor och högstubbar och lågstubbar som är så grova att hela innandömet är urbränt. Tall- och blandbarrskogar av naturskogskaraktär med spår av återkommande bränder hyser höga biologiska värden och bör skyddas (SLU Artdatabanken, 2024).</w:t>
+      </w:r>
+    </w:p>
+    <w:p>
+      <w:r>
+        <w:rPr>
+          <w:b/>
+        </w:rPr>
+        <w:t>Nordtagging (NT)</w:t>
+      </w:r>
+      <w:r>
+        <w:t xml:space="preserve"> växer främst på tallågor av grövre dimensioner och påträffas huvudsakligen i äldre skog som inte kalavverkats. Nordtaggingen missgynnas av att områden med äldre tallskog har minskat starkt. Bekämpning av skogsbränder, samtidigt som skogsbruket omvandlar naturligt glesa tallbestånd till likartade och betydligt tätare bestånd, har missgynnat arten. Bristen på gamla tallågor utgör på sikt ett allvarligt hot och återskapandet av lämpliga biotoper tar mycket lång tid. Områden med olikåldriga bestånd av tall och med stort inslag av äldre träd bör undantas från skoglig produktion (SLU Artdatabanken, 2024).</w:t>
+      </w:r>
+    </w:p>
+    <w:p>
+      <w:r>
+        <w:rPr>
+          <w:b/>
+        </w:rPr>
+        <w:t xml:space="preserve">Orange taggsvamp (NT) </w:t>
+      </w:r>
+      <w:r>
+        <w:t xml:space="preserve">bildar mykorrhiza med både gran och tall och den förekommer främst i äldre barrskogar med kontinuitetsskogskaraktär. Mest frekvent är den i äldre mossrik granskog, men då bara i skogar inom granens naturliga utbredningsområde och i bestånd med långvarig grankontinuitet. Den totala populationen i landet bedöms ha minskat kraftigt och fortsatt kommer att minska då arten är knuten till en produktiv skogsmiljö som successivt avverkas. Arten hotas främst av skogsavverkning och tycks försvinna efter slutavverkning, markberedning och plantering och det är inte känt att arten har återkommit i anlagd skog på tidigare kalmark. Orange taggsvamp är typisk art för </w:t>
+      </w:r>
+      <w:r>
+        <w:rPr>
+          <w:i/>
+        </w:rPr>
+        <w:t>9010 Taiga</w:t>
+      </w:r>
+      <w:r>
+        <w:t xml:space="preserve"> (SLU Artdatabanken, 2024).</w:t>
+      </w:r>
+    </w:p>
+    <w:p>
+      <w:r>
+        <w:rPr>
+          <w:b/>
+        </w:rPr>
+        <w:t xml:space="preserve">Skarp dropptaggsvamp (NT) </w:t>
+      </w:r>
+      <w:r>
+        <w:t>bildar mykorrhiza med både gran och tall, främst i barrskogar med trädkontinuitet. Arten uppträder dels i näringsrik kalkbarrskog och dels i sur lavtallskog. Kalkbarrskogarna är ofta grandominerade, olikåldriga och skiktade på frisk mark med ett örtrikt vegetationsskikt. Lavtallskogarna är i regel magra, torra, ljusöppna och ofta brandpräglade. Den totala populationen i landet har minskat och bedöms fortsätta minska till följd av avverkning av äldre barrskogar. Arten har begränsad förmåga att återetablera sig efter slutavverkning eller andra storskaliga skogsbruksåtgärder. Det saknas indikationer på att arten långsiktigt kan etablera eller reproducera sig i skogsbestånd som brukas med metoder som trakthyggesbruk, markberedning, gödsling eller föryngring med förädlat plantmaterial. Minskningstakten för den svenska populationen bedöms vara nära gränsvärdet för Sårbar (VU) (SLU Artdatabanken, 2026).</w:t>
+      </w:r>
+    </w:p>
+    <w:p>
+      <w:r>
+        <w:rPr>
+          <w:b/>
+        </w:rPr>
+        <w:t>Vedflamlav (NT)</w:t>
+      </w:r>
+      <w:r>
+        <w:t xml:space="preserve"> växer på gammal hård och torr, exponerad kärnved av tall, främst på högstubbar i ljusöppna lägen, t.ex. vid och på myrar, sjökanter, i glesa hällmarkskogar och i brandpräglade tallnaturskogar. Substratet nyskapas i begränsad omfattning och arten är en utmärkt indikator på höga naturvärden i denna skogstyp. Tall- och barrblandskogar med naturskogskaraktär och spår av bränder har ofta höga biologiska värden och bör skyddas. På vedflamlavens bål kan den sällsynta spiklaven/parasiten </w:t>
+      </w:r>
+      <w:r>
+        <w:rPr>
+          <w:i/>
+        </w:rPr>
+        <w:t>Calicium ramboldiicola</w:t>
+      </w:r>
+      <w:r>
+        <w:t xml:space="preserve"> (VU) påträffas (SLU Artdatabanken, 2026).</w:t>
+      </w:r>
+    </w:p>
+    <w:p>
+      <w:r>
+        <w:rPr>
+          <w:b/>
+        </w:rPr>
+        <w:t>Vedskivlav (NT)</w:t>
+      </w:r>
+      <w:r>
+        <w:t xml:space="preserve"> växer på gammal, torr, exponerad, hård kärnved av framförallt tall i naturskogsartade bestånd. Avverkning av tallskog av naturskogskaraktär med spår av återkommande bränder är ett hot. Mängden lämplig ved att växa på för vedskivlav minskar, dels på grund av naturlig nedbrytning men framförallt på grund av att de förstörs i samband med slutavverkningar, gallringar och markberedning. Tall- och blandbarrskogar av naturskogskaraktär med spår av återkommande bränder bör skyddas. Vedskivlav är typisk art för </w:t>
+      </w:r>
+      <w:r>
+        <w:rPr>
+          <w:i/>
+        </w:rPr>
+        <w:t>9010 Taiga</w:t>
+      </w:r>
+      <w:r>
+        <w:t xml:space="preserve"> (SLU Artdatabanken, 2024).</w:t>
+      </w:r>
+    </w:p>
+    <w:p>
+      <w:r>
+        <w:rPr>
+          <w:b/>
+        </w:rPr>
+        <w:t>Violettgrå tagellav (NT)</w:t>
+      </w:r>
+      <w:r>
+        <w:t xml:space="preserve"> växer nästan uteslutande i gamla olikåldriga barrnaturskogar med lång skoglig kontinuitet och är en utmärkt signal på skog med höga naturvärden. Slutavverkning av tidigare aldrig slutavverkad skog (kontinuitetsskog) är det största hotet. Biotopen nyskapas i begränsad omfattning och barrskog äldre än 160 år, där den violettgrå tagellaven huvudsakligen påträffas har minskat med 50% de senaste 50 åren. Lågproduktiv skogsmark där laven förekommer bör undantas från skogsbruk och rika förekomster i äldre granskog bör skyddas. Arten är känslig för uttorkning och det är väsentligt att tillräckligt stora bestånd avsätts. Violettgrå tagellav är typisk art för </w:t>
+      </w:r>
+      <w:r>
+        <w:rPr>
+          <w:i/>
+        </w:rPr>
+        <w:t>9010 Taiga</w:t>
+      </w:r>
+      <w:r>
+        <w:t xml:space="preserve"> (SLU Artdatabanken, 2024; Nitare &amp; Skogsstyrelsen, 2019).</w:t>
+      </w:r>
+    </w:p>
+    <w:p>
+      <w:r>
+        <w:rPr>
+          <w:b/>
+        </w:rPr>
+        <w:t>Nästlav</w:t>
+      </w:r>
+      <w:r>
+        <w:t xml:space="preserve"> indikerar söder om den naturliga norrlandsgränsen äldre barrskogsområden med höga naturvärden där andra ovanliga nordliga barrskogsarter kan påträffas. Nästlav är typisk art för </w:t>
+      </w:r>
+      <w:r>
+        <w:rPr>
+          <w:i/>
+        </w:rPr>
+        <w:t xml:space="preserve">9010 Taiga </w:t>
+      </w:r>
+      <w:r>
+        <w:t>(Nitare &amp; Skogsstyrelsen, 2019; SLU Artdatabanken, 2025).</w:t>
+      </w:r>
+    </w:p>
+    <w:p>
+      <w:r>
+        <w:rPr>
+          <w:b/>
+        </w:rPr>
+        <w:t>Fönsterlav</w:t>
+      </w:r>
+      <w:r>
+        <w:t xml:space="preserve"> är typisk art för </w:t>
+      </w:r>
+      <w:r>
+        <w:rPr>
+          <w:i/>
+        </w:rPr>
+        <w:t xml:space="preserve">9040 Fjällbjörkskog </w:t>
+      </w:r>
+      <w:r>
+        <w:t xml:space="preserve">och </w:t>
+      </w:r>
+      <w:r>
+        <w:rPr>
+          <w:i/>
+        </w:rPr>
+        <w:t>4060 Alpina rishedar</w:t>
+      </w:r>
+      <w:r>
+        <w:t xml:space="preserve"> (SLU Artdatabanken, 2025).</w:t>
       </w:r>
     </w:p>
     <w:p>
@@ -304,312 +567,6 @@
       </w:r>
       <w:r>
         <w:t>. Den behöver grova träd, främst tall, asp och bok som boträd. Skogsbruk med korta omloppstider och täta, homogena ungskogar utgör det största hotet. Spillkråka är en nyckelart i skogliga miljöer vars övergivna bohål utnyttjas av flera andra hålhäckande fågelarter och fladdermöss, däribland pärluggla (EN, §4), knipa (§4), salskrake (§4) och skogsduva (§4). Hökuggla (VU, §4) och slaguggla (§4) häckar ofta i högstubbar som brutits av i höjd med ett gammalt spillkråkebo (SLU Artdatabanken, 2026; Skogsstyrelsen, 2016).</w:t>
-      </w:r>
-    </w:p>
-    <w:p>
-      <w:r>
-        <w:t>I BILAGA 1 finns mer detaljerad information om ekologi samt krav på livsmiljö hos fridlysta arter.</w:t>
-      </w:r>
-    </w:p>
-    <w:p>
-      <w:pPr>
-        <w:pStyle w:val="Heading2"/>
-      </w:pPr>
-      <w:r>
-        <w:t>Övriga naturvårdsarter</w:t>
-      </w:r>
-    </w:p>
-    <w:p>
-      <w:r>
-        <w:rPr>
-          <w:b/>
-        </w:rPr>
-        <w:t>Blanksvart spiklav (NT)</w:t>
-      </w:r>
-      <w:r>
-        <w:t xml:space="preserve"> förekommer på torr, hård, gammal kärnved men även på äldre ytved av tall i naturskogsartade bestånd med begränsad brandpåverkan och ostörd hydrologi. Skogsbruksåtgärder på eller i närheten av lokaler med blanksvart spiklav utgör ett hot. Naturskogsartade öppna tall- och barrblandskogar med blanksvart spiklav indikerar höga biologiska värden och bör bevaras (SLU Artdatabanken, 2024).</w:t>
-      </w:r>
-    </w:p>
-    <w:p>
-      <w:r>
-        <w:rPr>
-          <w:b/>
-        </w:rPr>
-        <w:t>Blågrå svartspik (NT)</w:t>
-      </w:r>
-      <w:r>
-        <w:t xml:space="preserve"> växer på torr, hård ved av gamla, solbelysta torrakor, högstubbar av tall och grova döda grenar på levande tallar i öppna bestånd av naturskogskaraktär. Nästan alltid rör det sig om tjärrika torrträd och högstubbar (töreved, keloträd) som kan vara en bra bit över hundra år, i vissa fall sannolikt hundratals år gamla. Skogsbruk är idag det allvarligaste hotet. Ett långsiktigt hot är att nybildningen av gamla torrakor och högstubbar är en långsam process vilken ofta är beroende av skogsbrand. Nytt substrat bildas numera sannolikt nästan inte alls då antalet naturliga skogsbränder har minskat drastiskt på grund av effektivare brandbekämpning. Döda träd som lämnas efter avverkning är inte lämpliga för arten, eftersom dessa träd inte varit utsatta för skogsbrand och bildat tjärrik ved. Skogsbruksåtgärder på eller i närheten av växtplatserna bör undvikas. Naturskogsartade skogar med förekomst av arten indikerar höga biologiska värden och bör bevaras. Blågrå svartspik har en mycket begränsad utbredning utanför de nordiska länderna varför dessa länder har ett speciellt ansvar för arten (SLU Artdatabanken, 2024).</w:t>
-      </w:r>
-    </w:p>
-    <w:p>
-      <w:r>
-        <w:rPr>
-          <w:b/>
-        </w:rPr>
-        <w:t>Dropptaggsvamp (NT)</w:t>
-      </w:r>
-      <w:r>
-        <w:t xml:space="preserve"> bildar mykorrhiza med tall, främst i barrskog med trädkontinuitet, i magra, torra och ljusöppna lavtallskogar och i barrblandskogar med friskmossor och lingon i fältskiktet. Den totala populationen i landet har minskat och bedöms fortsätta minska till följd av slutavverkningar av tallskog. Det är högst oklart om arten långsiktigt kan etablera och reproducera sig i skogsbestånd som brukas med trakthyggesmetoder, markberedning, gödsling eller föryngring med förädlat plantmaterial. Uppfyller kriterierna för att bli rödlistad på grund av ny kunskap som visar att en större andel av populationen än tidigare bedömt är knuten till kontinuitetsbarrskog. Minskningstakten för den svenska populationen bedöms vara nära gränsvärdet för Sårbar (VU). Dropptaggsvamp är typisk art för </w:t>
-      </w:r>
-      <w:r>
-        <w:rPr>
-          <w:i/>
-        </w:rPr>
-        <w:t xml:space="preserve">9010 Taiga </w:t>
-      </w:r>
-      <w:r>
-        <w:t>(SLU Artdatabanken, 2026).</w:t>
-      </w:r>
-    </w:p>
-    <w:p>
-      <w:r>
-        <w:rPr>
-          <w:b/>
-        </w:rPr>
-        <w:t>Dvärgbägarlav (NT)</w:t>
-      </w:r>
-      <w:r>
-        <w:t xml:space="preserve"> förekommer över hela Sverige på gammal hård ved, huvudsakligen på tall men i södra Sverige även på ek. Veden utgörs framförallt av grova stubbar, lågor och grenar. Substratet har blivit sällsyntare och nybildning av substrat sker bara i begränsad omfattning. Arten hotas av att grova lågor blir allt sällsyntare i dagens kulturskogar samt att nybildningen av lämpliga substrat går mycket långsamt. En riklig tillgång på gamla tall- eller eklågor måste säkerställas på artens lokaler. Dvärgbägarlav är typisk art för </w:t>
-      </w:r>
-      <w:r>
-        <w:rPr>
-          <w:i/>
-        </w:rPr>
-        <w:t>9010 Taiga</w:t>
-      </w:r>
-      <w:r>
-        <w:t xml:space="preserve"> (SLU Artdatabanken, 2024; Nitare &amp; Skogsstyrelsen, 2019).</w:t>
-      </w:r>
-    </w:p>
-    <w:p>
-      <w:r>
-        <w:rPr>
-          <w:b/>
-        </w:rPr>
-        <w:t>Fönsterlav</w:t>
-      </w:r>
-      <w:r>
-        <w:t xml:space="preserve"> är typisk art för </w:t>
-      </w:r>
-      <w:r>
-        <w:rPr>
-          <w:i/>
-        </w:rPr>
-        <w:t xml:space="preserve">9040 Fjällbjörkskog </w:t>
-      </w:r>
-      <w:r>
-        <w:t xml:space="preserve">och </w:t>
-      </w:r>
-      <w:r>
-        <w:rPr>
-          <w:i/>
-        </w:rPr>
-        <w:t>4060 Alpina rishedar</w:t>
-      </w:r>
-      <w:r>
-        <w:t xml:space="preserve"> (SLU Artdatabanken, 2025).</w:t>
-      </w:r>
-    </w:p>
-    <w:p>
-      <w:r>
-        <w:rPr>
-          <w:b/>
-        </w:rPr>
-        <w:t>Garnlav (VU)</w:t>
-      </w:r>
-      <w:r>
-        <w:t xml:space="preserve"> är en utpräglad barrskogsart som ibland kan drapera träden i norrländska grannaturskogar med hög luftfuktighet. Den förekommer även i talldominerade bestånd där den, förutom i trädens grenverk, påträffas hängande över ojämnheter i tallbarken. Arten har minskat starkt i södra och mellersta Sverige och den minskar även i sitt nordliga utbredningsområde. Minskningstakten uppgår till 30 (20–50) % inom 50 år och överstiger gränsvärdet för Sårbar (VU). Orsaken till tillbakagången beror främst på slutavverkningar av naturskogsartade skogar. Bestånd med riklig förekomst bör regelmässigt sparas, vilket även gynnar flera andra sällsynta och rödlistade arter. Garnlav är värdväxt för den mycket sällsynta och akut hotade fjärilen barrskogslavfly (CR) som hör hemma i boreala barrskogar med riklig förekomst av värdväxten. Tidigare kunde arten konstateras årligen på flera platser vid Dala-Floda i Dalarna innan lokalerna kalavverkades. Senaste fyndet i landet av barrskogslavfly är från år 2000 då den påträffades vid Högberget i Sollefteå kommun. Garnlav är typisk art för </w:t>
-      </w:r>
-      <w:r>
-        <w:rPr>
-          <w:i/>
-        </w:rPr>
-        <w:t xml:space="preserve">9010 Taiga </w:t>
-      </w:r>
-      <w:r>
-        <w:t>och</w:t>
-      </w:r>
-      <w:r>
-        <w:rPr>
-          <w:i/>
-        </w:rPr>
-        <w:t xml:space="preserve"> 9070 Trädklädd betesmark</w:t>
-      </w:r>
-      <w:r>
-        <w:t xml:space="preserve"> (SLU Artdatabanken, 2026).</w:t>
-      </w:r>
-    </w:p>
-    <w:p>
-      <w:r>
-        <w:rPr>
-          <w:b/>
-        </w:rPr>
-        <w:t>Gräddporing (VU)</w:t>
-      </w:r>
-      <w:r>
-        <w:t xml:space="preserve"> växer nästan enbart i urskogsartad barrskog på gamla, kraftigt murkna, grova och mossbelupna tallågor i något fuktiga och skuggiga lägen. Arten är placerad högst upp i Skogsstyrelsens värdepyramid för bedömning av skog med höga naturvärden och indikerar gamla och relativt orörda tallnaturskogar med höga naturvärden där det under låg tid kontinuerligt funnits inslag av grova tallågor. För att på sikt hejda artens vikande trend behöver merparten av gräddporingens nu kända växtplatser undantas från skogsbruk. Gräddporing är typisk art för </w:t>
-      </w:r>
-      <w:r>
-        <w:rPr>
-          <w:i/>
-        </w:rPr>
-        <w:t>9010 Taiga</w:t>
-      </w:r>
-      <w:r>
-        <w:t xml:space="preserve"> (SLU Artdatabanken, 2024; Nitare &amp; Skogsstyrelsen, 2019).</w:t>
-      </w:r>
-    </w:p>
-    <w:p>
-      <w:r>
-        <w:rPr>
-          <w:b/>
-        </w:rPr>
-        <w:t>Kolflarnlav (NT)</w:t>
-      </w:r>
-      <w:r>
-        <w:t xml:space="preserve"> är brandberoende och växer nästan uteslutande på kolad hård kärnved av tall. Etableringen verkar ske först 100–300 år efter brand och nytt substrat nybildas i mycket begränsad omfattning. Avverkning av tallskog av naturskogskaraktär med spår av återkommande bränder är ett hot och mängden lämplig ved att växa på för arten minskar dels på grund av naturlig nedbrytning men framförallt på grund av att det förstörs i samband med slutavverkningar, gallringar och markberedning. Såväl kolflarnlav som mörk kolflarnlav har glänsande bålfjäll och förekommer främst i tall- och blandbarrskogar av naturskogskaraktär med spår av återkommande bränder. Skogar som dessa hyser höga biologiska värden och bör skyddas. Kolflarnlav är typisk art för </w:t>
-      </w:r>
-      <w:r>
-        <w:rPr>
-          <w:i/>
-        </w:rPr>
-        <w:t>9010 Taiga</w:t>
-      </w:r>
-      <w:r>
-        <w:t xml:space="preserve"> (SLU Artdatabanken, 2024).</w:t>
-      </w:r>
-    </w:p>
-    <w:p>
-      <w:r>
-        <w:rPr>
-          <w:b/>
-        </w:rPr>
-        <w:t>Mörk kolflarnlav (NT)</w:t>
-      </w:r>
-      <w:r>
-        <w:t xml:space="preserve"> är brandberoende och växer nästan uteslutande på kolad hård kärnved av tall. Arten förekommer främst i glesa, öppna tall- och blandbarrskogar av naturskogskaraktär och etableringen verkar ske sent efter brand, kanske först efter 100–300 år. Mörk kolflarnlav indikerar skog med höga naturvärden och vanligast är att den påträffas på rester av nedbrunna torrakor och högstubbar och lågstubbar som är så grova att hela innandömet är urbränt. Tall- och blandbarrskogar av naturskogskaraktär med spår av återkommande bränder hyser höga biologiska värden och bör skyddas (SLU Artdatabanken, 2024).</w:t>
-      </w:r>
-    </w:p>
-    <w:p>
-      <w:r>
-        <w:rPr>
-          <w:b/>
-        </w:rPr>
-        <w:t>Nordtagging (NT)</w:t>
-      </w:r>
-      <w:r>
-        <w:t xml:space="preserve"> växer främst på tallågor av grövre dimensioner och påträffas huvudsakligen i äldre skog som inte kalavverkats. Nordtaggingen missgynnas av att områden med äldre tallskog har minskat starkt. Bekämpning av skogsbränder, samtidigt som skogsbruket omvandlar naturligt glesa tallbestånd till likartade och betydligt tätare bestånd, har missgynnat arten. Bristen på gamla tallågor utgör på sikt ett allvarligt hot och återskapandet av lämpliga biotoper tar mycket lång tid. Områden med olikåldriga bestånd av tall och med stort inslag av äldre träd bör undantas från skoglig produktion (SLU Artdatabanken, 2024).</w:t>
-      </w:r>
-    </w:p>
-    <w:p>
-      <w:r>
-        <w:rPr>
-          <w:b/>
-        </w:rPr>
-        <w:t>Nästlav</w:t>
-      </w:r>
-      <w:r>
-        <w:t xml:space="preserve"> indikerar söder om den naturliga norrlandsgränsen äldre barrskogsområden med höga naturvärden där andra ovanliga nordliga barrskogsarter kan påträffas. Nästlav är typisk art för </w:t>
-      </w:r>
-      <w:r>
-        <w:rPr>
-          <w:i/>
-        </w:rPr>
-        <w:t xml:space="preserve">9010 Taiga </w:t>
-      </w:r>
-      <w:r>
-        <w:t>(Nitare &amp; Skogsstyrelsen, 2019; SLU Artdatabanken, 2025).</w:t>
-      </w:r>
-    </w:p>
-    <w:p>
-      <w:r>
-        <w:rPr>
-          <w:b/>
-        </w:rPr>
-        <w:t xml:space="preserve">Orange taggsvamp (NT) </w:t>
-      </w:r>
-      <w:r>
-        <w:t xml:space="preserve">bildar mykorrhiza med både gran och tall och den förekommer främst i äldre barrskogar med kontinuitetsskogskaraktär. Mest frekvent är den i äldre mossrik granskog, men då bara i skogar inom granens naturliga utbredningsområde och i bestånd med långvarig grankontinuitet. Den totala populationen i landet bedöms ha minskat kraftigt och fortsatt kommer att minska då arten är knuten till en produktiv skogsmiljö som successivt avverkas. Arten hotas främst av skogsavverkning och tycks försvinna efter slutavverkning, markberedning och plantering och det är inte känt att arten har återkommit i anlagd skog på tidigare kalmark. Orange taggsvamp är typisk art för </w:t>
-      </w:r>
-      <w:r>
-        <w:rPr>
-          <w:i/>
-        </w:rPr>
-        <w:t>9010 Taiga</w:t>
-      </w:r>
-      <w:r>
-        <w:t xml:space="preserve"> (SLU Artdatabanken, 2024).</w:t>
-      </w:r>
-    </w:p>
-    <w:p>
-      <w:r>
-        <w:rPr>
-          <w:b/>
-        </w:rPr>
-        <w:t xml:space="preserve">Skarp dropptaggsvamp (NT) </w:t>
-      </w:r>
-      <w:r>
-        <w:t>bildar mykorrhiza med både gran och tall, främst i barrskogar med trädkontinuitet. Arten uppträder dels i näringsrik kalkbarrskog och dels i sur lavtallskog. Kalkbarrskogarna är ofta grandominerade, olikåldriga och skiktade på frisk mark med ett örtrikt vegetationsskikt. Lavtallskogarna är i regel magra, torra, ljusöppna och ofta brandpräglade. Den totala populationen i landet har minskat och bedöms fortsätta minska till följd av avverkning av äldre barrskogar. Arten har begränsad förmåga att återetablera sig efter slutavverkning eller andra storskaliga skogsbruksåtgärder. Det saknas indikationer på att arten långsiktigt kan etablera eller reproducera sig i skogsbestånd som brukas med metoder som trakthyggesbruk, markberedning, gödsling eller föryngring med förädlat plantmaterial. Minskningstakten för den svenska populationen bedöms vara nära gränsvärdet för Sårbar (VU) (SLU Artdatabanken, 2026).</w:t>
-      </w:r>
-    </w:p>
-    <w:p>
-      <w:r>
-        <w:rPr>
-          <w:b/>
-        </w:rPr>
-        <w:t>Vedflamlav (NT)</w:t>
-      </w:r>
-      <w:r>
-        <w:t xml:space="preserve"> växer på gammal hård och torr, exponerad kärnved av tall, främst på högstubbar i ljusöppna lägen, t.ex. vid och på myrar, sjökanter, i glesa hällmarkskogar och i brandpräglade tallnaturskogar. Substratet nyskapas i begränsad omfattning och arten är en utmärkt indikator på höga naturvärden i denna skogstyp. Tall- och barrblandskogar med naturskogskaraktär och spår av bränder har ofta höga biologiska värden och bör skyddas. På vedflamlavens bål kan den sällsynta spiklaven/parasiten </w:t>
-      </w:r>
-      <w:r>
-        <w:rPr>
-          <w:i/>
-        </w:rPr>
-        <w:t>Calicium ramboldiicola</w:t>
-      </w:r>
-      <w:r>
-        <w:t xml:space="preserve"> (VU) påträffas (SLU Artdatabanken, 2026).</w:t>
-      </w:r>
-    </w:p>
-    <w:p>
-      <w:r>
-        <w:rPr>
-          <w:b/>
-        </w:rPr>
-        <w:t>Vedskivlav (NT)</w:t>
-      </w:r>
-      <w:r>
-        <w:t xml:space="preserve"> växer på gammal, torr, exponerad, hård kärnved av framförallt tall i naturskogsartade bestånd. Avverkning av tallskog av naturskogskaraktär med spår av återkommande bränder är ett hot. Mängden lämplig ved att växa på för vedskivlav minskar, dels på grund av naturlig nedbrytning men framförallt på grund av att de förstörs i samband med slutavverkningar, gallringar och markberedning. Tall- och blandbarrskogar av naturskogskaraktär med spår av återkommande bränder bör skyddas. Vedskivlav är typisk art för </w:t>
-      </w:r>
-      <w:r>
-        <w:rPr>
-          <w:i/>
-        </w:rPr>
-        <w:t>9010 Taiga</w:t>
-      </w:r>
-      <w:r>
-        <w:t xml:space="preserve"> (SLU Artdatabanken, 2024).</w:t>
-      </w:r>
-    </w:p>
-    <w:p>
-      <w:r>
-        <w:rPr>
-          <w:b/>
-        </w:rPr>
-        <w:t>Violettgrå tagellav (NT)</w:t>
-      </w:r>
-      <w:r>
-        <w:t xml:space="preserve"> växer nästan uteslutande i gamla olikåldriga barrnaturskogar med lång skoglig kontinuitet och är en utmärkt signal på skog med höga naturvärden. Slutavverkning av tidigare aldrig slutavverkad skog (kontinuitetsskog) är det största hotet. Biotopen nyskapas i begränsad omfattning och barrskog äldre än 160 år, där den violettgrå tagellaven huvudsakligen påträffas har minskat med 50% de senaste 50 åren. Lågproduktiv skogsmark där laven förekommer bör undantas från skogsbruk och rika förekomster i äldre granskog bör skyddas. Arten är känslig för uttorkning och det är väsentligt att tillräckligt stora bestånd avsätts. Violettgrå tagellav är typisk art för </w:t>
-      </w:r>
-      <w:r>
-        <w:rPr>
-          <w:i/>
-        </w:rPr>
-        <w:t>9010 Taiga</w:t>
-      </w:r>
-      <w:r>
-        <w:t xml:space="preserve"> (SLU Artdatabanken, 2024; Nitare &amp; Skogsstyrelsen, 2019).</w:t>
       </w:r>
     </w:p>
     <w:p>
@@ -1118,7 +1075,7 @@
     <w:r>
       <w:tab/>
       <w:tab/>
-      <w:t>2026-06-20</w:t>
+      <w:t>2026-06-21</w:t>
       <w:br/>
       <w:br/>
     </w:r>

--- a/klagomål/A 20433-2026 FSC-klagomål.docx
+++ b/klagomål/A 20433-2026 FSC-klagomål.docx
@@ -1075,7 +1075,7 @@
     <w:r>
       <w:tab/>
       <w:tab/>
-      <w:t>2026-06-21</w:t>
+      <w:t>2026-06-22</w:t>
       <w:br/>
       <w:br/>
     </w:r>

--- a/klagomål/A 20433-2026 FSC-klagomål.docx
+++ b/klagomål/A 20433-2026 FSC-klagomål.docx
@@ -1075,7 +1075,7 @@
     <w:r>
       <w:tab/>
       <w:tab/>
-      <w:t>2026-06-22</w:t>
+      <w:t>2026-06-23</w:t>
       <w:br/>
       <w:br/>
     </w:r>

--- a/klagomål/A 20433-2026 FSC-klagomål.docx
+++ b/klagomål/A 20433-2026 FSC-klagomål.docx
@@ -1075,7 +1075,7 @@
     <w:r>
       <w:tab/>
       <w:tab/>
-      <w:t>2026-06-23</w:t>
+      <w:t>2026-06-24</w:t>
       <w:br/>
       <w:br/>
     </w:r>

--- a/klagomål/A 20433-2026 FSC-klagomål.docx
+++ b/klagomål/A 20433-2026 FSC-klagomål.docx
@@ -1075,7 +1075,7 @@
     <w:r>
       <w:tab/>
       <w:tab/>
-      <w:t>2026-06-24</w:t>
+      <w:t>2026-06-25</w:t>
       <w:br/>
       <w:br/>
     </w:r>

--- a/klagomål/A 20433-2026 FSC-klagomål.docx
+++ b/klagomål/A 20433-2026 FSC-klagomål.docx
@@ -1075,7 +1075,7 @@
     <w:r>
       <w:tab/>
       <w:tab/>
-      <w:t>2026-06-25</w:t>
+      <w:t>2026-06-26</w:t>
       <w:br/>
       <w:br/>
     </w:r>

--- a/klagomål/A 20433-2026 FSC-klagomål.docx
+++ b/klagomål/A 20433-2026 FSC-klagomål.docx
@@ -1075,7 +1075,7 @@
     <w:r>
       <w:tab/>
       <w:tab/>
-      <w:t>2026-06-26</w:t>
+      <w:t>2026-06-27</w:t>
       <w:br/>
       <w:br/>
     </w:r>

--- a/klagomål/A 20433-2026 FSC-klagomål.docx
+++ b/klagomål/A 20433-2026 FSC-klagomål.docx
@@ -1075,7 +1075,7 @@
     <w:r>
       <w:tab/>
       <w:tab/>
-      <w:t>2026-06-27</w:t>
+      <w:t>2026-06-28</w:t>
       <w:br/>
       <w:br/>
     </w:r>

--- a/klagomål/A 20433-2026 FSC-klagomål.docx
+++ b/klagomål/A 20433-2026 FSC-klagomål.docx
@@ -1075,7 +1075,7 @@
     <w:r>
       <w:tab/>
       <w:tab/>
-      <w:t>2026-06-28</w:t>
+      <w:t>2026-06-29</w:t>
       <w:br/>
       <w:br/>
     </w:r>

--- a/klagomål/A 20433-2026 FSC-klagomål.docx
+++ b/klagomål/A 20433-2026 FSC-klagomål.docx
@@ -1075,7 +1075,7 @@
     <w:r>
       <w:tab/>
       <w:tab/>
-      <w:t>2026-06-29</w:t>
+      <w:t>2026-06-30</w:t>
       <w:br/>
       <w:br/>
     </w:r>

--- a/klagomål/A 20433-2026 FSC-klagomål.docx
+++ b/klagomål/A 20433-2026 FSC-klagomål.docx
@@ -1075,7 +1075,7 @@
     <w:r>
       <w:tab/>
       <w:tab/>
-      <w:t>2026-06-30</w:t>
+      <w:t>2026-07-01</w:t>
       <w:br/>
       <w:br/>
     </w:r>

--- a/klagomål/A 20433-2026 FSC-klagomål.docx
+++ b/klagomål/A 20433-2026 FSC-klagomål.docx
@@ -1075,7 +1075,7 @@
     <w:r>
       <w:tab/>
       <w:tab/>
-      <w:t>2026-07-01</w:t>
+      <w:t>2026-07-02</w:t>
       <w:br/>
       <w:br/>
     </w:r>

--- a/klagomål/A 20433-2026 FSC-klagomål.docx
+++ b/klagomål/A 20433-2026 FSC-klagomål.docx
@@ -1075,7 +1075,7 @@
     <w:r>
       <w:tab/>
       <w:tab/>
-      <w:t>2026-07-13</w:t>
+      <w:t>2026-07-14</w:t>
       <w:br/>
       <w:br/>
     </w:r>

--- a/klagomål/A 20433-2026 FSC-klagomål.docx
+++ b/klagomål/A 20433-2026 FSC-klagomål.docx
@@ -1075,7 +1075,7 @@
     <w:r>
       <w:tab/>
       <w:tab/>
-      <w:t>2026-07-14</w:t>
+      <w:t>2026-07-15</w:t>
       <w:br/>
       <w:br/>
     </w:r>

--- a/klagomål/A 20433-2026 FSC-klagomål.docx
+++ b/klagomål/A 20433-2026 FSC-klagomål.docx
@@ -1075,7 +1075,7 @@
     <w:r>
       <w:tab/>
       <w:tab/>
-      <w:t>2026-07-15</w:t>
+      <w:t>2026-07-16</w:t>
       <w:br/>
       <w:br/>
     </w:r>

--- a/klagomål/A 20433-2026 FSC-klagomål.docx
+++ b/klagomål/A 20433-2026 FSC-klagomål.docx
@@ -1075,7 +1075,7 @@
     <w:r>
       <w:tab/>
       <w:tab/>
-      <w:t>2026-07-16</w:t>
+      <w:t>2026-07-17</w:t>
       <w:br/>
       <w:br/>
     </w:r>

--- a/klagomål/A 20433-2026 FSC-klagomål.docx
+++ b/klagomål/A 20433-2026 FSC-klagomål.docx
@@ -1075,7 +1075,7 @@
     <w:r>
       <w:tab/>
       <w:tab/>
-      <w:t>2026-07-17</w:t>
+      <w:t>2026-07-18</w:t>
       <w:br/>
       <w:br/>
     </w:r>

--- a/klagomål/A 20433-2026 FSC-klagomål.docx
+++ b/klagomål/A 20433-2026 FSC-klagomål.docx
@@ -1075,7 +1075,7 @@
     <w:r>
       <w:tab/>
       <w:tab/>
-      <w:t>2026-07-18</w:t>
+      <w:t>2026-07-19</w:t>
       <w:br/>
       <w:br/>
     </w:r>

--- a/klagomål/A 20433-2026 FSC-klagomål.docx
+++ b/klagomål/A 20433-2026 FSC-klagomål.docx
@@ -1075,7 +1075,7 @@
     <w:r>
       <w:tab/>
       <w:tab/>
-      <w:t>2026-07-19</w:t>
+      <w:t>2026-07-20</w:t>
       <w:br/>
       <w:br/>
     </w:r>

--- a/klagomål/A 20433-2026 FSC-klagomål.docx
+++ b/klagomål/A 20433-2026 FSC-klagomål.docx
@@ -1075,7 +1075,7 @@
     <w:r>
       <w:tab/>
       <w:tab/>
-      <w:t>2026-07-20</w:t>
+      <w:t>2026-07-21</w:t>
       <w:br/>
       <w:br/>
     </w:r>

--- a/klagomål/A 20433-2026 FSC-klagomål.docx
+++ b/klagomål/A 20433-2026 FSC-klagomål.docx
@@ -1075,7 +1075,7 @@
     <w:r>
       <w:tab/>
       <w:tab/>
-      <w:t>2026-07-21</w:t>
+      <w:t>2026-07-22</w:t>
       <w:br/>
       <w:br/>
     </w:r>

--- a/klagomål/A 20433-2026 FSC-klagomål.docx
+++ b/klagomål/A 20433-2026 FSC-klagomål.docx
@@ -1075,7 +1075,7 @@
     <w:r>
       <w:tab/>
       <w:tab/>
-      <w:t>2026-07-22</w:t>
+      <w:t>2026-07-23</w:t>
       <w:br/>
       <w:br/>
     </w:r>

--- a/klagomål/A 20433-2026 FSC-klagomål.docx
+++ b/klagomål/A 20433-2026 FSC-klagomål.docx
@@ -1075,7 +1075,7 @@
     <w:r>
       <w:tab/>
       <w:tab/>
-      <w:t>2026-07-23</w:t>
+      <w:t>2026-07-24</w:t>
       <w:br/>
       <w:br/>
     </w:r>

--- a/klagomål/A 20433-2026 FSC-klagomål.docx
+++ b/klagomål/A 20433-2026 FSC-klagomål.docx
@@ -1075,7 +1075,7 @@
     <w:r>
       <w:tab/>
       <w:tab/>
-      <w:t>2026-07-24</w:t>
+      <w:t>2026-07-25</w:t>
       <w:br/>
       <w:br/>
     </w:r>

--- a/klagomål/A 20433-2026 FSC-klagomål.docx
+++ b/klagomål/A 20433-2026 FSC-klagomål.docx
@@ -1075,7 +1075,7 @@
     <w:r>
       <w:tab/>
       <w:tab/>
-      <w:t>2026-07-25</w:t>
+      <w:t>2026-07-26</w:t>
       <w:br/>
       <w:br/>
     </w:r>

--- a/klagomål/A 20433-2026 FSC-klagomål.docx
+++ b/klagomål/A 20433-2026 FSC-klagomål.docx
@@ -1075,7 +1075,7 @@
     <w:r>
       <w:tab/>
       <w:tab/>
-      <w:t>2026-07-26</w:t>
+      <w:t>2026-07-27</w:t>
       <w:br/>
       <w:br/>
     </w:r>

--- a/klagomål/A 20433-2026 FSC-klagomål.docx
+++ b/klagomål/A 20433-2026 FSC-klagomål.docx
@@ -1075,7 +1075,7 @@
     <w:r>
       <w:tab/>
       <w:tab/>
-      <w:t>2026-07-27</w:t>
+      <w:t>2026-07-28</w:t>
       <w:br/>
       <w:br/>
     </w:r>

--- a/klagomål/A 20433-2026 FSC-klagomål.docx
+++ b/klagomål/A 20433-2026 FSC-klagomål.docx
@@ -1075,7 +1075,7 @@
     <w:r>
       <w:tab/>
       <w:tab/>
-      <w:t>2026-07-28</w:t>
+      <w:t>2026-07-29</w:t>
       <w:br/>
       <w:br/>
     </w:r>

--- a/klagomål/A 20433-2026 FSC-klagomål.docx
+++ b/klagomål/A 20433-2026 FSC-klagomål.docx
@@ -1075,7 +1075,7 @@
     <w:r>
       <w:tab/>
       <w:tab/>
-      <w:t>2026-07-29</w:t>
+      <w:t>2026-07-30</w:t>
       <w:br/>
       <w:br/>
     </w:r>

--- a/klagomål/A 20433-2026 FSC-klagomål.docx
+++ b/klagomål/A 20433-2026 FSC-klagomål.docx
@@ -1075,7 +1075,7 @@
     <w:r>
       <w:tab/>
       <w:tab/>
-      <w:t>2026-07-30</w:t>
+      <w:t>2026-07-31</w:t>
       <w:br/>
       <w:br/>
     </w:r>

--- a/klagomål/A 20433-2026 FSC-klagomål.docx
+++ b/klagomål/A 20433-2026 FSC-klagomål.docx
@@ -1075,7 +1075,7 @@
     <w:r>
       <w:tab/>
       <w:tab/>
-      <w:t>2026-07-31</w:t>
+      <w:t>2026-08-01</w:t>
       <w:br/>
       <w:br/>
     </w:r>

--- a/klagomål/A 20433-2026 FSC-klagomål.docx
+++ b/klagomål/A 20433-2026 FSC-klagomål.docx
@@ -1075,7 +1075,7 @@
     <w:r>
       <w:tab/>
       <w:tab/>
-      <w:t>2026-08-01</w:t>
+      <w:t>2026-08-02</w:t>
       <w:br/>
       <w:br/>
     </w:r>

--- a/klagomål/A 20433-2026 FSC-klagomål.docx
+++ b/klagomål/A 20433-2026 FSC-klagomål.docx
@@ -1075,7 +1075,7 @@
     <w:r>
       <w:tab/>
       <w:tab/>
-      <w:t>2026-08-02</w:t>
+      <w:t>2026-08-03</w:t>
       <w:br/>
       <w:br/>
     </w:r>

--- a/klagomål/A 20433-2026 FSC-klagomål.docx
+++ b/klagomål/A 20433-2026 FSC-klagomål.docx
@@ -1075,7 +1075,7 @@
     <w:r>
       <w:tab/>
       <w:tab/>
-      <w:t>2026-08-03</w:t>
+      <w:t>2026-08-05</w:t>
       <w:br/>
       <w:br/>
     </w:r>

--- a/klagomål/A 20433-2026 FSC-klagomål.docx
+++ b/klagomål/A 20433-2026 FSC-klagomål.docx
@@ -1075,7 +1075,7 @@
     <w:r>
       <w:tab/>
       <w:tab/>
-      <w:t>2026-08-05</w:t>
+      <w:t>2026-08-07</w:t>
       <w:br/>
       <w:br/>
     </w:r>

--- a/klagomål/A 20433-2026 FSC-klagomål.docx
+++ b/klagomål/A 20433-2026 FSC-klagomål.docx
@@ -1075,7 +1075,7 @@
     <w:r>
       <w:tab/>
       <w:tab/>
-      <w:t>2026-08-07</w:t>
+      <w:t>2026-08-08</w:t>
       <w:br/>
       <w:br/>
     </w:r>

--- a/klagomål/A 20433-2026 FSC-klagomål.docx
+++ b/klagomål/A 20433-2026 FSC-klagomål.docx
@@ -216,7 +216,7 @@
         <w:spacing w:after="240"/>
       </w:pPr>
       <w:r>
-        <w:t>Figur 1. Fyndplatser för naturvårdsarter i och inom 1 meter från avverkningsanmälan. Markörer utan svart kant är placerade på fyndplatsen. Markörer med svart kant är placerade vid sidan av fyndplatsen har ett svart streck som visar fyndplatsens exakta position. Kartans mittpunktskoordinat är N 6758759, E 404786 i SWEREF 99 TM.</w:t>
+        <w:t>Figur 1. Fyndplatser för naturvårdsarter i och inom 1 meter från avverkningsanmälan. Markörer utan svart kant är placerade på fyndplatsen. Markörer med svart kant är placerade vid sidan av fyndplatsen och har ett svart streck som visar fyndplatsens exakta position. Kartans mittpunktskoordinat är N 6758759, E 404786 i SWEREF 99 TM.</w:t>
       </w:r>
     </w:p>
     <w:p>
@@ -1075,7 +1075,7 @@
     <w:r>
       <w:tab/>
       <w:tab/>
-      <w:t>2026-08-14</w:t>
+      <w:t>2026-08-15</w:t>
       <w:br/>
       <w:br/>
     </w:r>

--- a/klagomål/A 20433-2026 FSC-klagomål.docx
+++ b/klagomål/A 20433-2026 FSC-klagomål.docx
@@ -1075,7 +1075,7 @@
     <w:r>
       <w:tab/>
       <w:tab/>
-      <w:t>2026-08-15</w:t>
+      <w:t>2026-08-16</w:t>
       <w:br/>
       <w:br/>
     </w:r>

--- a/klagomål/A 20433-2026 FSC-klagomål.docx
+++ b/klagomål/A 20433-2026 FSC-klagomål.docx
@@ -1075,7 +1075,7 @@
     <w:r>
       <w:tab/>
       <w:tab/>
-      <w:t>2026-08-16</w:t>
+      <w:t>2026-08-17</w:t>
       <w:br/>
       <w:br/>
     </w:r>

--- a/klagomål/A 20433-2026 FSC-klagomål.docx
+++ b/klagomål/A 20433-2026 FSC-klagomål.docx
@@ -1075,7 +1075,7 @@
     <w:r>
       <w:tab/>
       <w:tab/>
-      <w:t>2026-08-17</w:t>
+      <w:t>2026-08-18</w:t>
       <w:br/>
       <w:br/>
     </w:r>

--- a/klagomål/A 20433-2026 FSC-klagomål.docx
+++ b/klagomål/A 20433-2026 FSC-klagomål.docx
@@ -1075,7 +1075,7 @@
     <w:r>
       <w:tab/>
       <w:tab/>
-      <w:t>2026-08-18</w:t>
+      <w:t>2026-08-19</w:t>
       <w:br/>
       <w:br/>
     </w:r>

--- a/klagomål/A 20433-2026 FSC-klagomål.docx
+++ b/klagomål/A 20433-2026 FSC-klagomål.docx
@@ -1075,7 +1075,7 @@
     <w:r>
       <w:tab/>
       <w:tab/>
-      <w:t>2026-08-19</w:t>
+      <w:t>2026-08-20</w:t>
       <w:br/>
       <w:br/>
     </w:r>

--- a/klagomål/A 20433-2026 FSC-klagomål.docx
+++ b/klagomål/A 20433-2026 FSC-klagomål.docx
@@ -1075,7 +1075,7 @@
     <w:r>
       <w:tab/>
       <w:tab/>
-      <w:t>2026-08-20</w:t>
+      <w:t>2026-08-21</w:t>
       <w:br/>
       <w:br/>
     </w:r>

--- a/klagomål/A 20433-2026 FSC-klagomål.docx
+++ b/klagomål/A 20433-2026 FSC-klagomål.docx
@@ -1075,7 +1075,7 @@
     <w:r>
       <w:tab/>
       <w:tab/>
-      <w:t>2026-08-21</w:t>
+      <w:t>2026-08-22</w:t>
       <w:br/>
       <w:br/>
     </w:r>

--- a/klagomål/A 20433-2026 FSC-klagomål.docx
+++ b/klagomål/A 20433-2026 FSC-klagomål.docx
@@ -1075,7 +1075,7 @@
     <w:r>
       <w:tab/>
       <w:tab/>
-      <w:t>2026-08-22</w:t>
+      <w:t>2026-08-23</w:t>
       <w:br/>
       <w:br/>
     </w:r>

--- a/klagomål/A 20433-2026 FSC-klagomål.docx
+++ b/klagomål/A 20433-2026 FSC-klagomål.docx
@@ -1075,7 +1075,7 @@
     <w:r>
       <w:tab/>
       <w:tab/>
-      <w:t>2026-08-23</w:t>
+      <w:t>2026-08-24</w:t>
       <w:br/>
       <w:br/>
     </w:r>

--- a/klagomål/A 20433-2026 FSC-klagomål.docx
+++ b/klagomål/A 20433-2026 FSC-klagomål.docx
@@ -1075,7 +1075,7 @@
     <w:r>
       <w:tab/>
       <w:tab/>
-      <w:t>2026-08-24</w:t>
+      <w:t>2026-08-25</w:t>
       <w:br/>
       <w:br/>
     </w:r>

--- a/klagomål/A 20433-2026 FSC-klagomål.docx
+++ b/klagomål/A 20433-2026 FSC-klagomål.docx
@@ -1075,7 +1075,7 @@
     <w:r>
       <w:tab/>
       <w:tab/>
-      <w:t>2026-08-25</w:t>
+      <w:t>2026-08-26</w:t>
       <w:br/>
       <w:br/>
     </w:r>

--- a/klagomål/A 20433-2026 FSC-klagomål.docx
+++ b/klagomål/A 20433-2026 FSC-klagomål.docx
@@ -1075,7 +1075,7 @@
     <w:r>
       <w:tab/>
       <w:tab/>
-      <w:t>2026-08-26</w:t>
+      <w:t>2026-08-27</w:t>
       <w:br/>
       <w:br/>
     </w:r>

--- a/klagomål/A 20433-2026 FSC-klagomål.docx
+++ b/klagomål/A 20433-2026 FSC-klagomål.docx
@@ -1075,7 +1075,7 @@
     <w:r>
       <w:tab/>
       <w:tab/>
-      <w:t>2026-08-27</w:t>
+      <w:t>2026-08-28</w:t>
       <w:br/>
       <w:br/>
     </w:r>

--- a/klagomål/A 20433-2026 FSC-klagomål.docx
+++ b/klagomål/A 20433-2026 FSC-klagomål.docx
@@ -1075,7 +1075,7 @@
     <w:r>
       <w:tab/>
       <w:tab/>
-      <w:t>2026-08-28</w:t>
+      <w:t>2026-08-29</w:t>
       <w:br/>
       <w:br/>
     </w:r>

--- a/klagomål/A 20433-2026 FSC-klagomål.docx
+++ b/klagomål/A 20433-2026 FSC-klagomål.docx
@@ -1075,7 +1075,7 @@
     <w:r>
       <w:tab/>
       <w:tab/>
-      <w:t>2026-08-29</w:t>
+      <w:t>2026-08-31</w:t>
       <w:br/>
       <w:br/>
     </w:r>

--- a/klagomål/A 20433-2026 FSC-klagomål.docx
+++ b/klagomål/A 20433-2026 FSC-klagomål.docx
@@ -1075,7 +1075,7 @@
     <w:r>
       <w:tab/>
       <w:tab/>
-      <w:t>2026-08-31</w:t>
+      <w:t>2026-09-01</w:t>
       <w:br/>
       <w:br/>
     </w:r>

--- a/klagomål/A 20433-2026 FSC-klagomål.docx
+++ b/klagomål/A 20433-2026 FSC-klagomål.docx
@@ -1075,7 +1075,7 @@
     <w:r>
       <w:tab/>
       <w:tab/>
-      <w:t>2026-09-01</w:t>
+      <w:t>2026-09-02</w:t>
       <w:br/>
       <w:br/>
     </w:r>

--- a/klagomål/A 20433-2026 FSC-klagomål.docx
+++ b/klagomål/A 20433-2026 FSC-klagomål.docx
@@ -1075,7 +1075,7 @@
     <w:r>
       <w:tab/>
       <w:tab/>
-      <w:t>2026-09-02</w:t>
+      <w:t>2026-09-03</w:t>
       <w:br/>
       <w:br/>
     </w:r>

--- a/klagomål/A 20433-2026 FSC-klagomål.docx
+++ b/klagomål/A 20433-2026 FSC-klagomål.docx
@@ -1075,7 +1075,7 @@
     <w:r>
       <w:tab/>
       <w:tab/>
-      <w:t>2026-09-03</w:t>
+      <w:t>2026-09-04</w:t>
       <w:br/>
       <w:br/>
     </w:r>

--- a/klagomål/A 20433-2026 FSC-klagomål.docx
+++ b/klagomål/A 20433-2026 FSC-klagomål.docx
@@ -1075,7 +1075,7 @@
     <w:r>
       <w:tab/>
       <w:tab/>
-      <w:t>2026-09-04</w:t>
+      <w:t>2026-09-05</w:t>
       <w:br/>
       <w:br/>
     </w:r>

--- a/klagomål/A 20433-2026 FSC-klagomål.docx
+++ b/klagomål/A 20433-2026 FSC-klagomål.docx
@@ -1075,7 +1075,7 @@
     <w:r>
       <w:tab/>
       <w:tab/>
-      <w:t>2026-09-05</w:t>
+      <w:t>2026-09-06</w:t>
       <w:br/>
       <w:br/>
     </w:r>

--- a/klagomål/A 20433-2026 FSC-klagomål.docx
+++ b/klagomål/A 20433-2026 FSC-klagomål.docx
@@ -1075,7 +1075,7 @@
     <w:r>
       <w:tab/>
       <w:tab/>
-      <w:t>2026-09-06</w:t>
+      <w:t>2026-09-07</w:t>
       <w:br/>
       <w:br/>
     </w:r>

--- a/klagomål/A 20433-2026 FSC-klagomål.docx
+++ b/klagomål/A 20433-2026 FSC-klagomål.docx
@@ -1075,7 +1075,7 @@
     <w:r>
       <w:tab/>
       <w:tab/>
-      <w:t>2026-09-07</w:t>
+      <w:t>2026-09-08</w:t>
       <w:br/>
       <w:br/>
     </w:r>

--- a/klagomål/A 20433-2026 FSC-klagomål.docx
+++ b/klagomål/A 20433-2026 FSC-klagomål.docx
@@ -1075,7 +1075,7 @@
     <w:r>
       <w:tab/>
       <w:tab/>
-      <w:t>2026-09-08</w:t>
+      <w:t>2026-09-09</w:t>
       <w:br/>
       <w:br/>
     </w:r>

--- a/klagomål/A 20433-2026 FSC-klagomål.docx
+++ b/klagomål/A 20433-2026 FSC-klagomål.docx
@@ -1075,7 +1075,7 @@
     <w:r>
       <w:tab/>
       <w:tab/>
-      <w:t>2026-09-09</w:t>
+      <w:t>2026-09-10</w:t>
       <w:br/>
       <w:br/>
     </w:r>

--- a/klagomål/A 20433-2026 FSC-klagomål.docx
+++ b/klagomål/A 20433-2026 FSC-klagomål.docx
@@ -1075,7 +1075,7 @@
     <w:r>
       <w:tab/>
       <w:tab/>
-      <w:t>2026-09-10</w:t>
+      <w:t>2026-09-11</w:t>
       <w:br/>
       <w:br/>
     </w:r>

--- a/klagomål/A 20433-2026 FSC-klagomål.docx
+++ b/klagomål/A 20433-2026 FSC-klagomål.docx
@@ -1075,7 +1075,7 @@
     <w:r>
       <w:tab/>
       <w:tab/>
-      <w:t>2026-09-11</w:t>
+      <w:t>2026-09-12</w:t>
       <w:br/>
       <w:br/>
     </w:r>

--- a/klagomål/A 20433-2026 FSC-klagomål.docx
+++ b/klagomål/A 20433-2026 FSC-klagomål.docx
@@ -1075,7 +1075,7 @@
     <w:r>
       <w:tab/>
       <w:tab/>
-      <w:t>2026-09-12</w:t>
+      <w:t>2026-09-13</w:t>
       <w:br/>
       <w:br/>
     </w:r>
